--- a/lessons/6-11/downloads/6-11-notes.docx
+++ b/lessons/6-11/downloads/6-11-notes.docx
@@ -2581,7 +2581,7 @@
           <w:sz w:val="20"/>
           <w:szCs w:val="20"/>
         </w:rPr>
-        <w:t xml:space="preserve">A)  4/5 ÷ 1/10</w:t>
+        <w:t xml:space="preserve">A)  1/10 ÷ 4/5</w:t>
       </w:r>
     </w:p>
     <w:p>
@@ -2594,7 +2594,7 @@
           <w:sz w:val="20"/>
           <w:szCs w:val="20"/>
         </w:rPr>
-        <w:t xml:space="preserve">B)  1/10 ÷ 4/5</w:t>
+        <w:t xml:space="preserve">B)  4/5 ÷ 1/10</w:t>
       </w:r>
     </w:p>
     <w:p>
@@ -2688,7 +2688,7 @@
           <w:sz w:val="21"/>
           <w:szCs w:val="21"/>
         </w:rPr>
-        <w:t xml:space="preserve">A. 4/5 ÷ 1/10</w:t>
+        <w:t xml:space="preserve">B. 4/5 ÷ 1/10</w:t>
       </w:r>
     </w:p>
     <w:p>
@@ -2771,7 +2771,7 @@
           <w:sz w:val="20"/>
           <w:szCs w:val="20"/>
         </w:rPr>
-        <w:t xml:space="preserve">A)  4</w:t>
+        <w:t xml:space="preserve">A)  1/16</w:t>
       </w:r>
     </w:p>
     <w:p>
@@ -2784,7 +2784,7 @@
           <w:sz w:val="20"/>
           <w:szCs w:val="20"/>
         </w:rPr>
-        <w:t xml:space="preserve">B)  1/16</w:t>
+        <w:t xml:space="preserve">B)  1/4</w:t>
       </w:r>
     </w:p>
     <w:p>
@@ -2797,7 +2797,7 @@
           <w:sz w:val="20"/>
           <w:szCs w:val="20"/>
         </w:rPr>
-        <w:t xml:space="preserve">C)  16</w:t>
+        <w:t xml:space="preserve">C)  4</w:t>
       </w:r>
     </w:p>
     <w:p>
@@ -2810,7 +2810,7 @@
           <w:sz w:val="20"/>
           <w:szCs w:val="20"/>
         </w:rPr>
-        <w:t xml:space="preserve">D)  1/4</w:t>
+        <w:t xml:space="preserve">D)  16</w:t>
       </w:r>
     </w:p>
     <w:p>
@@ -3540,7 +3540,7 @@
           <w:sz w:val="20"/>
           <w:szCs w:val="20"/>
         </w:rPr>
-        <w:t xml:space="preserve">A)  3 laps</w:t>
+        <w:t xml:space="preserve">A)  1/3 lap</w:t>
       </w:r>
     </w:p>
     <w:p>
@@ -3553,7 +3553,7 @@
           <w:sz w:val="20"/>
           <w:szCs w:val="20"/>
         </w:rPr>
-        <w:t xml:space="preserve">B)  1/3 lap</w:t>
+        <w:t xml:space="preserve">B)  3 laps</w:t>
       </w:r>
     </w:p>
     <w:p>
@@ -3566,7 +3566,7 @@
           <w:sz w:val="20"/>
           <w:szCs w:val="20"/>
         </w:rPr>
-        <w:t xml:space="preserve">C)  4 laps</w:t>
+        <w:t xml:space="preserve">C)  3/16 lap</w:t>
       </w:r>
     </w:p>
     <w:p>
@@ -3579,7 +3579,7 @@
           <w:sz w:val="20"/>
           <w:szCs w:val="20"/>
         </w:rPr>
-        <w:t xml:space="preserve">D)  3/16 lap</w:t>
+        <w:t xml:space="preserve">D)  4 laps</w:t>
       </w:r>
     </w:p>
     <w:p>
@@ -3670,7 +3670,7 @@
           <w:sz w:val="20"/>
           <w:szCs w:val="20"/>
         </w:rPr>
-        <w:t xml:space="preserve">A)  5</w:t>
+        <w:t xml:space="preserve">A)  1/36</w:t>
       </w:r>
     </w:p>
     <w:p>
@@ -3683,7 +3683,7 @@
           <w:sz w:val="20"/>
           <w:szCs w:val="20"/>
         </w:rPr>
-        <w:t xml:space="preserve">B)  1/36</w:t>
+        <w:t xml:space="preserve">B)  5</w:t>
       </w:r>
     </w:p>
     <w:p>
@@ -3696,7 +3696,7 @@
           <w:sz w:val="20"/>
           <w:szCs w:val="20"/>
         </w:rPr>
-        <w:t xml:space="preserve">C)  6</w:t>
+        <w:t xml:space="preserve">C)  5/36</w:t>
       </w:r>
     </w:p>
     <w:p>
@@ -3709,7 +3709,7 @@
           <w:sz w:val="20"/>
           <w:szCs w:val="20"/>
         </w:rPr>
-        <w:t xml:space="preserve">D)  5/36</w:t>
+        <w:t xml:space="preserve">D)  6</w:t>
       </w:r>
     </w:p>
     <w:p>
@@ -3826,7 +3826,7 @@
           <w:sz w:val="20"/>
           <w:szCs w:val="20"/>
         </w:rPr>
-        <w:t xml:space="preserve">A)  His math is correct (2 2/3), but his reasoning is wrong — dividing by a small fraction gives a larger result</w:t>
+        <w:t xml:space="preserve">A)  His math and reasoning are both correct — the answer should be less than 1</w:t>
       </w:r>
     </w:p>
     <w:p>
@@ -3839,7 +3839,7 @@
           <w:sz w:val="20"/>
           <w:szCs w:val="20"/>
         </w:rPr>
-        <w:t xml:space="preserve">B)  His math and reasoning are both correct — the answer should be less than 1</w:t>
+        <w:t xml:space="preserve">B)  His math is wrong — the answer should be 1/6</w:t>
       </w:r>
     </w:p>
     <w:p>
@@ -3852,7 +3852,7 @@
           <w:sz w:val="20"/>
           <w:szCs w:val="20"/>
         </w:rPr>
-        <w:t xml:space="preserve">C)  His math is wrong — the answer should be 1/6</w:t>
+        <w:t xml:space="preserve">C)  His math is correct (2 2/3), but his reasoning is wrong — dividing by a small fraction gives a larger result</w:t>
       </w:r>
     </w:p>
     <w:p>
@@ -4002,7 +4002,7 @@
           <w:sz w:val="21"/>
           <w:szCs w:val="21"/>
         </w:rPr>
-        <w:t xml:space="preserve">B)  9/32</w:t>
+        <w:t xml:space="preserve">B)  3/2</w:t>
       </w:r>
     </w:p>
     <w:p>
@@ -4015,7 +4015,7 @@
           <w:sz w:val="21"/>
           <w:szCs w:val="21"/>
         </w:rPr>
-        <w:t xml:space="preserve">C)  3/2</w:t>
+        <w:t xml:space="preserve">C)  6</w:t>
       </w:r>
     </w:p>
     <w:p>
@@ -4028,7 +4028,7 @@
           <w:sz w:val="21"/>
           <w:szCs w:val="21"/>
         </w:rPr>
-        <w:t xml:space="preserve">D)  6</w:t>
+        <w:t xml:space="preserve">D)  9/32</w:t>
       </w:r>
     </w:p>
     <w:p>

--- a/lessons/6-11/downloads/6-11-notes.docx
+++ b/lessons/6-11/downloads/6-11-notes.docx
@@ -180,7 +180,7 @@
                 <w:sz w:val="20"/>
                 <w:szCs w:val="20"/>
               </w:rPr>
-              <w:t xml:space="preserve">I can solve real-world problems by writing and solving fraction division equations.</w:t>
+              <w:t xml:space="preserve">I can solve real-world problems by deciding whether the question asks how many groups fit or how much is in one group, writing a fraction division equation, and checking the solution by multiplying.</w:t>
             </w:r>
           </w:p>
           <w:p>
@@ -249,49 +249,269 @@
           <w:sz w:val="19"/>
           <w:szCs w:val="19"/>
         </w:rPr>
-        <w:t xml:space="preserve">Look at the picture, read the word, then read what it means.</w:t>
+        <w:t xml:space="preserve">Review each concept term, definition, non-example, and visual clue.</w:t>
       </w:r>
     </w:p>
     <w:tbl>
       <w:tblPr>
-        <w:tblW w:type="pct" w:w="100%"/>
+        <w:tblW w:type="dxa" w:w="9360"/>
         <w:tblBorders>
-          <w:top w:val="none" w:color="FFFFFF" w:sz="0"/>
-          <w:left w:val="none" w:color="FFFFFF" w:sz="0"/>
-          <w:bottom w:val="single" w:color="C7D2DD" w:sz="4"/>
-          <w:right w:val="none" w:color="FFFFFF" w:sz="0"/>
-          <w:insideH w:val="none" w:color="FFFFFF" w:sz="0"/>
-          <w:insideV w:val="none" w:color="FFFFFF" w:sz="0"/>
+          <w:top w:val="single" w:color="C7D2DD" w:sz="6"/>
+          <w:left w:val="single" w:color="C7D2DD" w:sz="6"/>
+          <w:bottom w:val="single" w:color="C7D2DD" w:sz="6"/>
+          <w:right w:val="single" w:color="C7D2DD" w:sz="6"/>
+          <w:insideH w:val="single" w:color="C7D2DD" w:sz="6"/>
+          <w:insideV w:val="single" w:color="C7D2DD" w:sz="6"/>
         </w:tblBorders>
       </w:tblPr>
       <w:tblGrid>
         <w:gridCol w:w="1800"/>
-        <w:gridCol w:w="7560"/>
+        <w:gridCol w:w="3160"/>
+        <w:gridCol w:w="2200"/>
+        <w:gridCol w:w="2200"/>
       </w:tblGrid>
       <w:tr>
         <w:trPr>
           <w:cantSplit/>
+          <w:tblHeader/>
         </w:trPr>
         <w:tc>
           <w:tcPr>
             <w:tcW w:type="dxa" w:w="1800"/>
-            <w:tcMar>
-              <w:top w:type="dxa" w:w="100"/>
-              <w:left w:type="dxa" w:w="40"/>
-              <w:bottom w:type="dxa" w:w="100"/>
-              <w:right w:type="dxa" w:w="120"/>
-            </w:tcMar>
-            <w:vAlign w:val="center"/>
+            <w:shd w:fill="EEF4F8" w:color="auto" w:val="clear"/>
+            <w:tcMar>
+              <w:top w:type="dxa" w:w="80"/>
+              <w:left w:type="dxa" w:w="100"/>
+              <w:bottom w:type="dxa" w:w="80"/>
+              <w:right w:type="dxa" w:w="100"/>
+            </w:tcMar>
           </w:tcPr>
           <w:p>
             <w:pPr>
               <w:spacing w:after="0"/>
+            </w:pPr>
+            <w:r>
+              <w:rPr>
+                <w:b/>
+                <w:bCs/>
+                <w:color w:val="12355B"/>
+                <w:sz w:val="19"/>
+                <w:szCs w:val="19"/>
+              </w:rPr>
+              <w:t xml:space="preserve">Concept Term</w:t>
+            </w:r>
+          </w:p>
+        </w:tc>
+        <w:tc>
+          <w:tcPr>
+            <w:tcW w:type="dxa" w:w="3160"/>
+            <w:shd w:fill="EEF4F8" w:color="auto" w:val="clear"/>
+            <w:tcMar>
+              <w:top w:type="dxa" w:w="80"/>
+              <w:left w:type="dxa" w:w="100"/>
+              <w:bottom w:type="dxa" w:w="80"/>
+              <w:right w:type="dxa" w:w="100"/>
+            </w:tcMar>
+          </w:tcPr>
+          <w:p>
+            <w:pPr>
+              <w:spacing w:after="0"/>
+            </w:pPr>
+            <w:r>
+              <w:rPr>
+                <w:b/>
+                <w:bCs/>
+                <w:color w:val="12355B"/>
+                <w:sz w:val="19"/>
+                <w:szCs w:val="19"/>
+              </w:rPr>
+              <w:t xml:space="preserve">Student-Friendly Definition</w:t>
+            </w:r>
+          </w:p>
+        </w:tc>
+        <w:tc>
+          <w:tcPr>
+            <w:tcW w:type="dxa" w:w="2200"/>
+            <w:shd w:fill="EEF4F8" w:color="auto" w:val="clear"/>
+            <w:tcMar>
+              <w:top w:type="dxa" w:w="80"/>
+              <w:left w:type="dxa" w:w="100"/>
+              <w:bottom w:type="dxa" w:w="80"/>
+              <w:right w:type="dxa" w:w="100"/>
+            </w:tcMar>
+          </w:tcPr>
+          <w:p>
+            <w:pPr>
+              <w:spacing w:after="0"/>
+            </w:pPr>
+            <w:r>
+              <w:rPr>
+                <w:b/>
+                <w:bCs/>
+                <w:color w:val="12355B"/>
+                <w:sz w:val="19"/>
+                <w:szCs w:val="19"/>
+              </w:rPr>
+              <w:t xml:space="preserve">Non-Example</w:t>
+            </w:r>
+          </w:p>
+        </w:tc>
+        <w:tc>
+          <w:tcPr>
+            <w:tcW w:type="dxa" w:w="2200"/>
+            <w:shd w:fill="EEF4F8" w:color="auto" w:val="clear"/>
+            <w:tcMar>
+              <w:top w:type="dxa" w:w="80"/>
+              <w:left w:type="dxa" w:w="100"/>
+              <w:bottom w:type="dxa" w:w="80"/>
+              <w:right w:type="dxa" w:w="100"/>
+            </w:tcMar>
+          </w:tcPr>
+          <w:p>
+            <w:pPr>
+              <w:spacing w:after="0"/>
+            </w:pPr>
+            <w:r>
+              <w:rPr>
+                <w:b/>
+                <w:bCs/>
+                <w:color w:val="12355B"/>
+                <w:sz w:val="19"/>
+                <w:szCs w:val="19"/>
+              </w:rPr>
+              <w:t xml:space="preserve">Visual Clue</w:t>
+            </w:r>
+          </w:p>
+        </w:tc>
+      </w:tr>
+      <w:tr>
+        <w:trPr>
+          <w:cantSplit/>
+        </w:trPr>
+        <w:tc>
+          <w:tcPr>
+            <w:tcW w:type="dxa" w:w="1800"/>
+            <w:tcMar>
+              <w:top w:type="dxa" w:w="80"/>
+              <w:left w:type="dxa" w:w="100"/>
+              <w:bottom w:type="dxa" w:w="80"/>
+              <w:right w:type="dxa" w:w="100"/>
+            </w:tcMar>
+            <w:vAlign w:val="top"/>
+          </w:tcPr>
+          <w:p>
+            <w:pPr>
+              <w:spacing w:after="30"/>
+            </w:pPr>
+            <w:r>
+              <w:rPr>
+                <w:b/>
+                <w:bCs/>
+                <w:color w:val="12355B"/>
+                <w:sz w:val="21"/>
+                <w:szCs w:val="21"/>
+              </w:rPr>
+              <w:t xml:space="preserve">Fraction Division Problem Solving</w:t>
+            </w:r>
+          </w:p>
+          <w:p>
+            <w:pPr>
+              <w:spacing w:after="0"/>
+            </w:pPr>
+            <w:r>
+              <w:rPr>
+                <w:i/>
+                <w:iCs/>
+                <w:color w:val="5F6F80"/>
+                <w:sz w:val="18"/>
+                <w:szCs w:val="18"/>
+              </w:rPr>
+              <w:t xml:space="preserve">Resolución de problemas de división de fracciones</w:t>
+            </w:r>
+          </w:p>
+        </w:tc>
+        <w:tc>
+          <w:tcPr>
+            <w:tcW w:type="dxa" w:w="3160"/>
+            <w:tcMar>
+              <w:top w:type="dxa" w:w="80"/>
+              <w:left w:type="dxa" w:w="100"/>
+              <w:bottom w:type="dxa" w:w="80"/>
+              <w:right w:type="dxa" w:w="100"/>
+            </w:tcMar>
+            <w:vAlign w:val="top"/>
+          </w:tcPr>
+          <w:p>
+            <w:pPr>
+              <w:spacing w:after="0"/>
+            </w:pPr>
+            <w:r>
+              <w:rPr>
+                <w:sz w:val="20"/>
+                <w:szCs w:val="20"/>
+              </w:rPr>
+              <w:t xml:space="preserve">Use fraction division to find an unknown number of groups or the size of each group.</w:t>
+            </w:r>
+          </w:p>
+        </w:tc>
+        <w:tc>
+          <w:tcPr>
+            <w:tcW w:type="dxa" w:w="2200"/>
+            <w:tcMar>
+              <w:top w:type="dxa" w:w="80"/>
+              <w:left w:type="dxa" w:w="100"/>
+              <w:bottom w:type="dxa" w:w="80"/>
+              <w:right w:type="dxa" w:w="100"/>
+            </w:tcMar>
+            <w:vAlign w:val="top"/>
+          </w:tcPr>
+          <w:p>
+            <w:pPr>
+              <w:spacing w:after="40"/>
+            </w:pPr>
+            <w:r>
+              <w:rPr>
+                <w:i/>
+                <w:iCs/>
+                <w:color w:val="5F6F80"/>
+                <w:sz w:val="19"/>
+                <w:szCs w:val="19"/>
+              </w:rPr>
+              <w:t xml:space="preserve">Not Fraction Division Problem Solving: write a counter-example that breaks the definition.</w:t>
+            </w:r>
+          </w:p>
+          <w:p>
+            <w:pPr>
+              <w:pBdr>
+                <w:bottom w:val="single" w:color="AFBECC" w:sz="6"/>
+              </w:pBdr>
+              <w:spacing w:after="30" w:before="150"/>
+            </w:pPr>
+            <w:r>
+              <w:t xml:space="preserve"/>
+            </w:r>
+          </w:p>
+        </w:tc>
+        <w:tc>
+          <w:tcPr>
+            <w:tcW w:type="dxa" w:w="2200"/>
+            <w:tcMar>
+              <w:top w:type="dxa" w:w="80"/>
+              <w:left w:type="dxa" w:w="100"/>
+              <w:bottom w:type="dxa" w:w="80"/>
+              <w:right w:type="dxa" w:w="100"/>
+            </w:tcMar>
+            <w:vAlign w:val="top"/>
+          </w:tcPr>
+          <w:p>
+            <w:pPr>
+              <w:spacing w:after="40"/>
               <w:jc w:val="center"/>
             </w:pPr>
             <w:r>
               <w:drawing>
                 <wp:inline distT="0" distB="0" distL="0" distR="0">
-                  <wp:extent cx="1047750" cy="790575"/>
+                  <wp:extent cx="876300" cy="657225"/>
                   <wp:effectExtent t="0" r="0" b="0" l="0"/>
                   <wp:docPr id="1" name="" descr="" title=""/>
                   <wp:cNvGraphicFramePr>
@@ -316,7 +536,7 @@
                         <pic:spPr bwMode="auto">
                           <a:xfrm>
                             <a:off x="0" y="0"/>
-                            <a:ext cx="1047750" cy="790575"/>
+                            <a:ext cx="876300" cy="657225"/>
                           </a:xfrm>
                           <a:prstGeom prst="rect">
                             <a:avLst/>
@@ -329,32 +549,108 @@
               </w:drawing>
             </w:r>
           </w:p>
-        </w:tc>
-        <w:tc>
-          <w:tcPr>
-            <w:tcW w:type="dxa" w:w="7560"/>
-            <w:tcMar>
-              <w:top w:type="dxa" w:w="100"/>
-              <w:left w:type="dxa" w:w="40"/>
-              <w:bottom w:type="dxa" w:w="100"/>
-              <w:right w:type="dxa" w:w="40"/>
-            </w:tcMar>
-            <w:vAlign w:val="center"/>
-          </w:tcPr>
-          <w:p>
-            <w:pPr>
-              <w:spacing w:after="50"/>
+          <w:p>
+            <w:pPr>
+              <w:spacing w:after="0"/>
+            </w:pPr>
+            <w:r>
+              <w:rPr>
+                <w:i/>
+                <w:iCs/>
+                <w:color w:val="5F6F80"/>
+                <w:sz w:val="18"/>
+                <w:szCs w:val="18"/>
+              </w:rPr>
+              <w:t xml:space="preserve">Number of groups = total amount ÷ amount in each group.</w:t>
+            </w:r>
+          </w:p>
+        </w:tc>
+      </w:tr>
+      <w:tr>
+        <w:trPr>
+          <w:cantSplit/>
+        </w:trPr>
+        <w:tc>
+          <w:tcPr>
+            <w:tcW w:type="dxa" w:w="1800"/>
+            <w:tcMar>
+              <w:top w:type="dxa" w:w="80"/>
+              <w:left w:type="dxa" w:w="100"/>
+              <w:bottom w:type="dxa" w:w="80"/>
+              <w:right w:type="dxa" w:w="100"/>
+            </w:tcMar>
+            <w:vAlign w:val="top"/>
+          </w:tcPr>
+          <w:p>
+            <w:pPr>
+              <w:spacing w:after="30"/>
             </w:pPr>
             <w:r>
               <w:rPr>
                 <w:b/>
                 <w:bCs/>
                 <w:color w:val="12355B"/>
-                <w:sz w:val="24"/>
-                <w:szCs w:val="24"/>
-              </w:rPr>
-              <w:t xml:space="preserve">Fraction Division Problem Solving</w:t>
-            </w:r>
+                <w:sz w:val="21"/>
+                <w:szCs w:val="21"/>
+              </w:rPr>
+              <w:t xml:space="preserve">Model</w:t>
+            </w:r>
+          </w:p>
+          <w:p>
+            <w:pPr>
+              <w:spacing w:after="0"/>
+            </w:pPr>
+            <w:r>
+              <w:rPr>
+                <w:i/>
+                <w:iCs/>
+                <w:color w:val="5F6F80"/>
+                <w:sz w:val="18"/>
+                <w:szCs w:val="18"/>
+              </w:rPr>
+              <w:t xml:space="preserve">Modelo</w:t>
+            </w:r>
+          </w:p>
+        </w:tc>
+        <w:tc>
+          <w:tcPr>
+            <w:tcW w:type="dxa" w:w="3160"/>
+            <w:tcMar>
+              <w:top w:type="dxa" w:w="80"/>
+              <w:left w:type="dxa" w:w="100"/>
+              <w:bottom w:type="dxa" w:w="80"/>
+              <w:right w:type="dxa" w:w="100"/>
+            </w:tcMar>
+            <w:vAlign w:val="top"/>
+          </w:tcPr>
+          <w:p>
+            <w:pPr>
+              <w:spacing w:after="0"/>
+            </w:pPr>
+            <w:r>
+              <w:rPr>
+                <w:sz w:val="20"/>
+                <w:szCs w:val="20"/>
+              </w:rPr>
+              <w:t xml:space="preserve">A picture or math way to show a problem so you can solve it.</w:t>
+            </w:r>
+          </w:p>
+        </w:tc>
+        <w:tc>
+          <w:tcPr>
+            <w:tcW w:type="dxa" w:w="2200"/>
+            <w:tcMar>
+              <w:top w:type="dxa" w:w="80"/>
+              <w:left w:type="dxa" w:w="100"/>
+              <w:bottom w:type="dxa" w:w="80"/>
+              <w:right w:type="dxa" w:w="100"/>
+            </w:tcMar>
+            <w:vAlign w:val="top"/>
+          </w:tcPr>
+          <w:p>
+            <w:pPr>
+              <w:spacing w:after="40"/>
+            </w:pPr>
             <w:r>
               <w:rPr>
                 <w:i/>
@@ -363,89 +659,41 @@
                 <w:sz w:val="19"/>
                 <w:szCs w:val="19"/>
               </w:rPr>
-              <w:t xml:space="preserve">   Resolución de problemas de división de fracciones</w:t>
-            </w:r>
-          </w:p>
+              <w:t xml:space="preserve">Not Model: write a counter-example that breaks the definition.</w:t>
+            </w:r>
+          </w:p>
+          <w:p>
+            <w:pPr>
+              <w:pBdr>
+                <w:bottom w:val="single" w:color="AFBECC" w:sz="6"/>
+              </w:pBdr>
+              <w:spacing w:after="30" w:before="150"/>
+            </w:pPr>
+            <w:r>
+              <w:t xml:space="preserve"/>
+            </w:r>
+          </w:p>
+        </w:tc>
+        <w:tc>
+          <w:tcPr>
+            <w:tcW w:type="dxa" w:w="2200"/>
+            <w:tcMar>
+              <w:top w:type="dxa" w:w="80"/>
+              <w:left w:type="dxa" w:w="100"/>
+              <w:bottom w:type="dxa" w:w="80"/>
+              <w:right w:type="dxa" w:w="100"/>
+            </w:tcMar>
+            <w:vAlign w:val="top"/>
+          </w:tcPr>
           <w:p>
             <w:pPr>
               <w:spacing w:after="40"/>
-            </w:pPr>
-            <w:r>
-              <w:rPr>
-                <w:sz w:val="21"/>
-                <w:szCs w:val="21"/>
-              </w:rPr>
-              <w:t xml:space="preserve">Use fraction division to find an unknown number of groups or the size of each group.</w:t>
-            </w:r>
-          </w:p>
-          <w:p>
-            <w:pPr>
-              <w:spacing w:after="0"/>
-            </w:pPr>
-            <w:r>
-              <w:rPr>
-                <w:b/>
-                <w:bCs/>
-                <w:color w:val="1FA6A2"/>
-                <w:sz w:val="18"/>
-                <w:szCs w:val="18"/>
-              </w:rPr>
-              <w:t xml:space="preserve">Example:  </w:t>
-            </w:r>
-            <w:r>
-              <w:rPr>
-                <w:i/>
-                <w:iCs/>
-                <w:color w:val="5F6F80"/>
-                <w:sz w:val="18"/>
-                <w:szCs w:val="18"/>
-              </w:rPr>
-              <w:t xml:space="preserve">Number of groups = total amount ÷ amount in each group.</w:t>
-            </w:r>
-          </w:p>
-        </w:tc>
-      </w:tr>
-    </w:tbl>
-    <w:tbl>
-      <w:tblPr>
-        <w:tblW w:type="pct" w:w="100%"/>
-        <w:tblBorders>
-          <w:top w:val="none" w:color="FFFFFF" w:sz="0"/>
-          <w:left w:val="none" w:color="FFFFFF" w:sz="0"/>
-          <w:bottom w:val="single" w:color="C7D2DD" w:sz="4"/>
-          <w:right w:val="none" w:color="FFFFFF" w:sz="0"/>
-          <w:insideH w:val="none" w:color="FFFFFF" w:sz="0"/>
-          <w:insideV w:val="none" w:color="FFFFFF" w:sz="0"/>
-        </w:tblBorders>
-      </w:tblPr>
-      <w:tblGrid>
-        <w:gridCol w:w="1800"/>
-        <w:gridCol w:w="7560"/>
-      </w:tblGrid>
-      <w:tr>
-        <w:trPr>
-          <w:cantSplit/>
-        </w:trPr>
-        <w:tc>
-          <w:tcPr>
-            <w:tcW w:type="dxa" w:w="1800"/>
-            <w:tcMar>
-              <w:top w:type="dxa" w:w="100"/>
-              <w:left w:type="dxa" w:w="40"/>
-              <w:bottom w:type="dxa" w:w="100"/>
-              <w:right w:type="dxa" w:w="120"/>
-            </w:tcMar>
-            <w:vAlign w:val="center"/>
-          </w:tcPr>
-          <w:p>
-            <w:pPr>
-              <w:spacing w:after="0"/>
               <w:jc w:val="center"/>
             </w:pPr>
             <w:r>
               <w:drawing>
                 <wp:inline distT="0" distB="0" distL="0" distR="0">
-                  <wp:extent cx="1047750" cy="790575"/>
+                  <wp:extent cx="876300" cy="657225"/>
                   <wp:effectExtent t="0" r="0" b="0" l="0"/>
                   <wp:docPr id="1" name="" descr="" title=""/>
                   <wp:cNvGraphicFramePr>
@@ -470,7 +718,7 @@
                         <pic:spPr bwMode="auto">
                           <a:xfrm>
                             <a:off x="0" y="0"/>
-                            <a:ext cx="1047750" cy="790575"/>
+                            <a:ext cx="876300" cy="657225"/>
                           </a:xfrm>
                           <a:prstGeom prst="rect">
                             <a:avLst/>
@@ -483,32 +731,108 @@
               </w:drawing>
             </w:r>
           </w:p>
-        </w:tc>
-        <w:tc>
-          <w:tcPr>
-            <w:tcW w:type="dxa" w:w="7560"/>
-            <w:tcMar>
-              <w:top w:type="dxa" w:w="100"/>
-              <w:left w:type="dxa" w:w="40"/>
-              <w:bottom w:type="dxa" w:w="100"/>
-              <w:right w:type="dxa" w:w="40"/>
-            </w:tcMar>
-            <w:vAlign w:val="center"/>
-          </w:tcPr>
-          <w:p>
-            <w:pPr>
-              <w:spacing w:after="50"/>
+          <w:p>
+            <w:pPr>
+              <w:spacing w:after="0"/>
+            </w:pPr>
+            <w:r>
+              <w:rPr>
+                <w:i/>
+                <w:iCs/>
+                <w:color w:val="5F6F80"/>
+                <w:sz w:val="18"/>
+                <w:szCs w:val="18"/>
+              </w:rPr>
+              <w:t xml:space="preserve">A bar model showing 3/4 split into 1/8-size pieces, or the equation 3/4 ÷ 1/8 = 6</w:t>
+            </w:r>
+          </w:p>
+        </w:tc>
+      </w:tr>
+      <w:tr>
+        <w:trPr>
+          <w:cantSplit/>
+        </w:trPr>
+        <w:tc>
+          <w:tcPr>
+            <w:tcW w:type="dxa" w:w="1800"/>
+            <w:tcMar>
+              <w:top w:type="dxa" w:w="80"/>
+              <w:left w:type="dxa" w:w="100"/>
+              <w:bottom w:type="dxa" w:w="80"/>
+              <w:right w:type="dxa" w:w="100"/>
+            </w:tcMar>
+            <w:vAlign w:val="top"/>
+          </w:tcPr>
+          <w:p>
+            <w:pPr>
+              <w:spacing w:after="30"/>
             </w:pPr>
             <w:r>
               <w:rPr>
                 <w:b/>
                 <w:bCs/>
                 <w:color w:val="12355B"/>
-                <w:sz w:val="24"/>
-                <w:szCs w:val="24"/>
-              </w:rPr>
-              <w:t xml:space="preserve">Model</w:t>
-            </w:r>
+                <w:sz w:val="21"/>
+                <w:szCs w:val="21"/>
+              </w:rPr>
+              <w:t xml:space="preserve">Equation</w:t>
+            </w:r>
+          </w:p>
+          <w:p>
+            <w:pPr>
+              <w:spacing w:after="0"/>
+            </w:pPr>
+            <w:r>
+              <w:rPr>
+                <w:i/>
+                <w:iCs/>
+                <w:color w:val="5F6F80"/>
+                <w:sz w:val="18"/>
+                <w:szCs w:val="18"/>
+              </w:rPr>
+              <w:t xml:space="preserve">Ecuación</w:t>
+            </w:r>
+          </w:p>
+        </w:tc>
+        <w:tc>
+          <w:tcPr>
+            <w:tcW w:type="dxa" w:w="3160"/>
+            <w:tcMar>
+              <w:top w:type="dxa" w:w="80"/>
+              <w:left w:type="dxa" w:w="100"/>
+              <w:bottom w:type="dxa" w:w="80"/>
+              <w:right w:type="dxa" w:w="100"/>
+            </w:tcMar>
+            <w:vAlign w:val="top"/>
+          </w:tcPr>
+          <w:p>
+            <w:pPr>
+              <w:spacing w:after="0"/>
+            </w:pPr>
+            <w:r>
+              <w:rPr>
+                <w:sz w:val="20"/>
+                <w:szCs w:val="20"/>
+              </w:rPr>
+              <w:t xml:space="preserve">A math sentence with an equal sign showing both sides are the same.</w:t>
+            </w:r>
+          </w:p>
+        </w:tc>
+        <w:tc>
+          <w:tcPr>
+            <w:tcW w:type="dxa" w:w="2200"/>
+            <w:tcMar>
+              <w:top w:type="dxa" w:w="80"/>
+              <w:left w:type="dxa" w:w="100"/>
+              <w:bottom w:type="dxa" w:w="80"/>
+              <w:right w:type="dxa" w:w="100"/>
+            </w:tcMar>
+            <w:vAlign w:val="top"/>
+          </w:tcPr>
+          <w:p>
+            <w:pPr>
+              <w:spacing w:after="40"/>
+            </w:pPr>
             <w:r>
               <w:rPr>
                 <w:i/>
@@ -517,89 +841,41 @@
                 <w:sz w:val="19"/>
                 <w:szCs w:val="19"/>
               </w:rPr>
-              <w:t xml:space="preserve">   Modelo</w:t>
-            </w:r>
-          </w:p>
+              <w:t xml:space="preserve">Not Equation: write a counter-example that breaks the definition.</w:t>
+            </w:r>
+          </w:p>
+          <w:p>
+            <w:pPr>
+              <w:pBdr>
+                <w:bottom w:val="single" w:color="AFBECC" w:sz="6"/>
+              </w:pBdr>
+              <w:spacing w:after="30" w:before="150"/>
+            </w:pPr>
+            <w:r>
+              <w:t xml:space="preserve"/>
+            </w:r>
+          </w:p>
+        </w:tc>
+        <w:tc>
+          <w:tcPr>
+            <w:tcW w:type="dxa" w:w="2200"/>
+            <w:tcMar>
+              <w:top w:type="dxa" w:w="80"/>
+              <w:left w:type="dxa" w:w="100"/>
+              <w:bottom w:type="dxa" w:w="80"/>
+              <w:right w:type="dxa" w:w="100"/>
+            </w:tcMar>
+            <w:vAlign w:val="top"/>
+          </w:tcPr>
           <w:p>
             <w:pPr>
               <w:spacing w:after="40"/>
-            </w:pPr>
-            <w:r>
-              <w:rPr>
-                <w:sz w:val="21"/>
-                <w:szCs w:val="21"/>
-              </w:rPr>
-              <w:t xml:space="preserve">A picture or math way to show a problem so you can solve it.</w:t>
-            </w:r>
-          </w:p>
-          <w:p>
-            <w:pPr>
-              <w:spacing w:after="0"/>
-            </w:pPr>
-            <w:r>
-              <w:rPr>
-                <w:b/>
-                <w:bCs/>
-                <w:color w:val="1FA6A2"/>
-                <w:sz w:val="18"/>
-                <w:szCs w:val="18"/>
-              </w:rPr>
-              <w:t xml:space="preserve">Example:  </w:t>
-            </w:r>
-            <w:r>
-              <w:rPr>
-                <w:i/>
-                <w:iCs/>
-                <w:color w:val="5F6F80"/>
-                <w:sz w:val="18"/>
-                <w:szCs w:val="18"/>
-              </w:rPr>
-              <w:t xml:space="preserve">A bar model showing 3/4 split into 1/8-size pieces, or the equation 3/4 ÷ 1/8 = 6</w:t>
-            </w:r>
-          </w:p>
-        </w:tc>
-      </w:tr>
-    </w:tbl>
-    <w:tbl>
-      <w:tblPr>
-        <w:tblW w:type="pct" w:w="100%"/>
-        <w:tblBorders>
-          <w:top w:val="none" w:color="FFFFFF" w:sz="0"/>
-          <w:left w:val="none" w:color="FFFFFF" w:sz="0"/>
-          <w:bottom w:val="single" w:color="C7D2DD" w:sz="4"/>
-          <w:right w:val="none" w:color="FFFFFF" w:sz="0"/>
-          <w:insideH w:val="none" w:color="FFFFFF" w:sz="0"/>
-          <w:insideV w:val="none" w:color="FFFFFF" w:sz="0"/>
-        </w:tblBorders>
-      </w:tblPr>
-      <w:tblGrid>
-        <w:gridCol w:w="1800"/>
-        <w:gridCol w:w="7560"/>
-      </w:tblGrid>
-      <w:tr>
-        <w:trPr>
-          <w:cantSplit/>
-        </w:trPr>
-        <w:tc>
-          <w:tcPr>
-            <w:tcW w:type="dxa" w:w="1800"/>
-            <w:tcMar>
-              <w:top w:type="dxa" w:w="100"/>
-              <w:left w:type="dxa" w:w="40"/>
-              <w:bottom w:type="dxa" w:w="100"/>
-              <w:right w:type="dxa" w:w="120"/>
-            </w:tcMar>
-            <w:vAlign w:val="center"/>
-          </w:tcPr>
-          <w:p>
-            <w:pPr>
-              <w:spacing w:after="0"/>
               <w:jc w:val="center"/>
             </w:pPr>
             <w:r>
               <w:drawing>
                 <wp:inline distT="0" distB="0" distL="0" distR="0">
-                  <wp:extent cx="1047750" cy="790575"/>
+                  <wp:extent cx="876300" cy="657225"/>
                   <wp:effectExtent t="0" r="0" b="0" l="0"/>
                   <wp:docPr id="1" name="" descr="" title=""/>
                   <wp:cNvGraphicFramePr>
@@ -624,7 +900,7 @@
                         <pic:spPr bwMode="auto">
                           <a:xfrm>
                             <a:off x="0" y="0"/>
-                            <a:ext cx="1047750" cy="790575"/>
+                            <a:ext cx="876300" cy="657225"/>
                           </a:xfrm>
                           <a:prstGeom prst="rect">
                             <a:avLst/>
@@ -637,32 +913,108 @@
               </w:drawing>
             </w:r>
           </w:p>
-        </w:tc>
-        <w:tc>
-          <w:tcPr>
-            <w:tcW w:type="dxa" w:w="7560"/>
-            <w:tcMar>
-              <w:top w:type="dxa" w:w="100"/>
-              <w:left w:type="dxa" w:w="40"/>
-              <w:bottom w:type="dxa" w:w="100"/>
-              <w:right w:type="dxa" w:w="40"/>
-            </w:tcMar>
-            <w:vAlign w:val="center"/>
-          </w:tcPr>
-          <w:p>
-            <w:pPr>
-              <w:spacing w:after="50"/>
+          <w:p>
+            <w:pPr>
+              <w:spacing w:after="0"/>
+            </w:pPr>
+            <w:r>
+              <w:rPr>
+                <w:i/>
+                <w:iCs/>
+                <w:color w:val="5F6F80"/>
+                <w:sz w:val="18"/>
+                <w:szCs w:val="18"/>
+              </w:rPr>
+              <w:t xml:space="preserve">3/4 ÷ 1/8 = 6 — the left side (division) equals the right side (answer)</w:t>
+            </w:r>
+          </w:p>
+        </w:tc>
+      </w:tr>
+      <w:tr>
+        <w:trPr>
+          <w:cantSplit/>
+        </w:trPr>
+        <w:tc>
+          <w:tcPr>
+            <w:tcW w:type="dxa" w:w="1800"/>
+            <w:tcMar>
+              <w:top w:type="dxa" w:w="80"/>
+              <w:left w:type="dxa" w:w="100"/>
+              <w:bottom w:type="dxa" w:w="80"/>
+              <w:right w:type="dxa" w:w="100"/>
+            </w:tcMar>
+            <w:vAlign w:val="top"/>
+          </w:tcPr>
+          <w:p>
+            <w:pPr>
+              <w:spacing w:after="30"/>
             </w:pPr>
             <w:r>
               <w:rPr>
                 <w:b/>
                 <w:bCs/>
                 <w:color w:val="12355B"/>
-                <w:sz w:val="24"/>
-                <w:szCs w:val="24"/>
-              </w:rPr>
-              <w:t xml:space="preserve">Equation</w:t>
-            </w:r>
+                <w:sz w:val="21"/>
+                <w:szCs w:val="21"/>
+              </w:rPr>
+              <w:t xml:space="preserve">Solution</w:t>
+            </w:r>
+          </w:p>
+          <w:p>
+            <w:pPr>
+              <w:spacing w:after="0"/>
+            </w:pPr>
+            <w:r>
+              <w:rPr>
+                <w:i/>
+                <w:iCs/>
+                <w:color w:val="5F6F80"/>
+                <w:sz w:val="18"/>
+                <w:szCs w:val="18"/>
+              </w:rPr>
+              <w:t xml:space="preserve">Solución</w:t>
+            </w:r>
+          </w:p>
+        </w:tc>
+        <w:tc>
+          <w:tcPr>
+            <w:tcW w:type="dxa" w:w="3160"/>
+            <w:tcMar>
+              <w:top w:type="dxa" w:w="80"/>
+              <w:left w:type="dxa" w:w="100"/>
+              <w:bottom w:type="dxa" w:w="80"/>
+              <w:right w:type="dxa" w:w="100"/>
+            </w:tcMar>
+            <w:vAlign w:val="top"/>
+          </w:tcPr>
+          <w:p>
+            <w:pPr>
+              <w:spacing w:after="0"/>
+            </w:pPr>
+            <w:r>
+              <w:rPr>
+                <w:sz w:val="20"/>
+                <w:szCs w:val="20"/>
+              </w:rPr>
+              <w:t xml:space="preserve">A number that makes the equation or inequality true.</w:t>
+            </w:r>
+          </w:p>
+        </w:tc>
+        <w:tc>
+          <w:tcPr>
+            <w:tcW w:type="dxa" w:w="2200"/>
+            <w:tcMar>
+              <w:top w:type="dxa" w:w="80"/>
+              <w:left w:type="dxa" w:w="100"/>
+              <w:bottom w:type="dxa" w:w="80"/>
+              <w:right w:type="dxa" w:w="100"/>
+            </w:tcMar>
+            <w:vAlign w:val="top"/>
+          </w:tcPr>
+          <w:p>
+            <w:pPr>
+              <w:spacing w:after="40"/>
+            </w:pPr>
             <w:r>
               <w:rPr>
                 <w:i/>
@@ -671,89 +1023,41 @@
                 <w:sz w:val="19"/>
                 <w:szCs w:val="19"/>
               </w:rPr>
-              <w:t xml:space="preserve">   Ecuación</w:t>
-            </w:r>
-          </w:p>
+              <w:t xml:space="preserve">Not Solution: write a counter-example that breaks the definition.</w:t>
+            </w:r>
+          </w:p>
+          <w:p>
+            <w:pPr>
+              <w:pBdr>
+                <w:bottom w:val="single" w:color="AFBECC" w:sz="6"/>
+              </w:pBdr>
+              <w:spacing w:after="30" w:before="150"/>
+            </w:pPr>
+            <w:r>
+              <w:t xml:space="preserve"/>
+            </w:r>
+          </w:p>
+        </w:tc>
+        <w:tc>
+          <w:tcPr>
+            <w:tcW w:type="dxa" w:w="2200"/>
+            <w:tcMar>
+              <w:top w:type="dxa" w:w="80"/>
+              <w:left w:type="dxa" w:w="100"/>
+              <w:bottom w:type="dxa" w:w="80"/>
+              <w:right w:type="dxa" w:w="100"/>
+            </w:tcMar>
+            <w:vAlign w:val="top"/>
+          </w:tcPr>
           <w:p>
             <w:pPr>
               <w:spacing w:after="40"/>
-            </w:pPr>
-            <w:r>
-              <w:rPr>
-                <w:sz w:val="21"/>
-                <w:szCs w:val="21"/>
-              </w:rPr>
-              <w:t xml:space="preserve">A math sentence with an equal sign showing both sides are the same.</w:t>
-            </w:r>
-          </w:p>
-          <w:p>
-            <w:pPr>
-              <w:spacing w:after="0"/>
-            </w:pPr>
-            <w:r>
-              <w:rPr>
-                <w:b/>
-                <w:bCs/>
-                <w:color w:val="1FA6A2"/>
-                <w:sz w:val="18"/>
-                <w:szCs w:val="18"/>
-              </w:rPr>
-              <w:t xml:space="preserve">Example:  </w:t>
-            </w:r>
-            <w:r>
-              <w:rPr>
-                <w:i/>
-                <w:iCs/>
-                <w:color w:val="5F6F80"/>
-                <w:sz w:val="18"/>
-                <w:szCs w:val="18"/>
-              </w:rPr>
-              <w:t xml:space="preserve">3/4 ÷ 1/8 = 6 — the left side (division) equals the right side (answer)</w:t>
-            </w:r>
-          </w:p>
-        </w:tc>
-      </w:tr>
-    </w:tbl>
-    <w:tbl>
-      <w:tblPr>
-        <w:tblW w:type="pct" w:w="100%"/>
-        <w:tblBorders>
-          <w:top w:val="none" w:color="FFFFFF" w:sz="0"/>
-          <w:left w:val="none" w:color="FFFFFF" w:sz="0"/>
-          <w:bottom w:val="single" w:color="C7D2DD" w:sz="4"/>
-          <w:right w:val="none" w:color="FFFFFF" w:sz="0"/>
-          <w:insideH w:val="none" w:color="FFFFFF" w:sz="0"/>
-          <w:insideV w:val="none" w:color="FFFFFF" w:sz="0"/>
-        </w:tblBorders>
-      </w:tblPr>
-      <w:tblGrid>
-        <w:gridCol w:w="1800"/>
-        <w:gridCol w:w="7560"/>
-      </w:tblGrid>
-      <w:tr>
-        <w:trPr>
-          <w:cantSplit/>
-        </w:trPr>
-        <w:tc>
-          <w:tcPr>
-            <w:tcW w:type="dxa" w:w="1800"/>
-            <w:tcMar>
-              <w:top w:type="dxa" w:w="100"/>
-              <w:left w:type="dxa" w:w="40"/>
-              <w:bottom w:type="dxa" w:w="100"/>
-              <w:right w:type="dxa" w:w="120"/>
-            </w:tcMar>
-            <w:vAlign w:val="center"/>
-          </w:tcPr>
-          <w:p>
-            <w:pPr>
-              <w:spacing w:after="0"/>
               <w:jc w:val="center"/>
             </w:pPr>
             <w:r>
               <w:drawing>
                 <wp:inline distT="0" distB="0" distL="0" distR="0">
-                  <wp:extent cx="1047750" cy="790575"/>
+                  <wp:extent cx="876300" cy="657225"/>
                   <wp:effectExtent t="0" r="0" b="0" l="0"/>
                   <wp:docPr id="1" name="" descr="" title=""/>
                   <wp:cNvGraphicFramePr>
@@ -778,7 +1082,7 @@
                         <pic:spPr bwMode="auto">
                           <a:xfrm>
                             <a:off x="0" y="0"/>
-                            <a:ext cx="1047750" cy="790575"/>
+                            <a:ext cx="876300" cy="657225"/>
                           </a:xfrm>
                           <a:prstGeom prst="rect">
                             <a:avLst/>
@@ -791,32 +1095,108 @@
               </w:drawing>
             </w:r>
           </w:p>
-        </w:tc>
-        <w:tc>
-          <w:tcPr>
-            <w:tcW w:type="dxa" w:w="7560"/>
-            <w:tcMar>
-              <w:top w:type="dxa" w:w="100"/>
-              <w:left w:type="dxa" w:w="40"/>
-              <w:bottom w:type="dxa" w:w="100"/>
-              <w:right w:type="dxa" w:w="40"/>
-            </w:tcMar>
-            <w:vAlign w:val="center"/>
-          </w:tcPr>
-          <w:p>
-            <w:pPr>
-              <w:spacing w:after="50"/>
+          <w:p>
+            <w:pPr>
+              <w:spacing w:after="0"/>
+            </w:pPr>
+            <w:r>
+              <w:rPr>
+                <w:i/>
+                <w:iCs/>
+                <w:color w:val="5F6F80"/>
+                <w:sz w:val="18"/>
+                <w:szCs w:val="18"/>
+              </w:rPr>
+              <w:t xml:space="preserve">In 3/4 ÷ 1/8 = 6, the solution is 6 portions</w:t>
+            </w:r>
+          </w:p>
+        </w:tc>
+      </w:tr>
+      <w:tr>
+        <w:trPr>
+          <w:cantSplit/>
+        </w:trPr>
+        <w:tc>
+          <w:tcPr>
+            <w:tcW w:type="dxa" w:w="1800"/>
+            <w:tcMar>
+              <w:top w:type="dxa" w:w="80"/>
+              <w:left w:type="dxa" w:w="100"/>
+              <w:bottom w:type="dxa" w:w="80"/>
+              <w:right w:type="dxa" w:w="100"/>
+            </w:tcMar>
+            <w:vAlign w:val="top"/>
+          </w:tcPr>
+          <w:p>
+            <w:pPr>
+              <w:spacing w:after="30"/>
             </w:pPr>
             <w:r>
               <w:rPr>
                 <w:b/>
                 <w:bCs/>
                 <w:color w:val="12355B"/>
-                <w:sz w:val="24"/>
-                <w:szCs w:val="24"/>
-              </w:rPr>
-              <w:t xml:space="preserve">Solution</w:t>
-            </w:r>
+                <w:sz w:val="21"/>
+                <w:szCs w:val="21"/>
+              </w:rPr>
+              <w:t xml:space="preserve">Reasonableness</w:t>
+            </w:r>
+          </w:p>
+          <w:p>
+            <w:pPr>
+              <w:spacing w:after="0"/>
+            </w:pPr>
+            <w:r>
+              <w:rPr>
+                <w:i/>
+                <w:iCs/>
+                <w:color w:val="5F6F80"/>
+                <w:sz w:val="18"/>
+                <w:szCs w:val="18"/>
+              </w:rPr>
+              <w:t xml:space="preserve">Razonabilidad</w:t>
+            </w:r>
+          </w:p>
+        </w:tc>
+        <w:tc>
+          <w:tcPr>
+            <w:tcW w:type="dxa" w:w="3160"/>
+            <w:tcMar>
+              <w:top w:type="dxa" w:w="80"/>
+              <w:left w:type="dxa" w:w="100"/>
+              <w:bottom w:type="dxa" w:w="80"/>
+              <w:right w:type="dxa" w:w="100"/>
+            </w:tcMar>
+            <w:vAlign w:val="top"/>
+          </w:tcPr>
+          <w:p>
+            <w:pPr>
+              <w:spacing w:after="0"/>
+            </w:pPr>
+            <w:r>
+              <w:rPr>
+                <w:sz w:val="20"/>
+                <w:szCs w:val="20"/>
+              </w:rPr>
+              <w:t xml:space="preserve">Checking if your answer makes sense.</w:t>
+            </w:r>
+          </w:p>
+        </w:tc>
+        <w:tc>
+          <w:tcPr>
+            <w:tcW w:type="dxa" w:w="2200"/>
+            <w:tcMar>
+              <w:top w:type="dxa" w:w="80"/>
+              <w:left w:type="dxa" w:w="100"/>
+              <w:bottom w:type="dxa" w:w="80"/>
+              <w:right w:type="dxa" w:w="100"/>
+            </w:tcMar>
+            <w:vAlign w:val="top"/>
+          </w:tcPr>
+          <w:p>
+            <w:pPr>
+              <w:spacing w:after="40"/>
+            </w:pPr>
             <w:r>
               <w:rPr>
                 <w:i/>
@@ -825,89 +1205,41 @@
                 <w:sz w:val="19"/>
                 <w:szCs w:val="19"/>
               </w:rPr>
-              <w:t xml:space="preserve">   Solución</w:t>
-            </w:r>
-          </w:p>
+              <w:t xml:space="preserve">Not Reasonableness: write a counter-example that breaks the definition.</w:t>
+            </w:r>
+          </w:p>
+          <w:p>
+            <w:pPr>
+              <w:pBdr>
+                <w:bottom w:val="single" w:color="AFBECC" w:sz="6"/>
+              </w:pBdr>
+              <w:spacing w:after="30" w:before="150"/>
+            </w:pPr>
+            <w:r>
+              <w:t xml:space="preserve"/>
+            </w:r>
+          </w:p>
+        </w:tc>
+        <w:tc>
+          <w:tcPr>
+            <w:tcW w:type="dxa" w:w="2200"/>
+            <w:tcMar>
+              <w:top w:type="dxa" w:w="80"/>
+              <w:left w:type="dxa" w:w="100"/>
+              <w:bottom w:type="dxa" w:w="80"/>
+              <w:right w:type="dxa" w:w="100"/>
+            </w:tcMar>
+            <w:vAlign w:val="top"/>
+          </w:tcPr>
           <w:p>
             <w:pPr>
               <w:spacing w:after="40"/>
-            </w:pPr>
-            <w:r>
-              <w:rPr>
-                <w:sz w:val="21"/>
-                <w:szCs w:val="21"/>
-              </w:rPr>
-              <w:t xml:space="preserve">A number that makes the equation or inequality true.</w:t>
-            </w:r>
-          </w:p>
-          <w:p>
-            <w:pPr>
-              <w:spacing w:after="0"/>
-            </w:pPr>
-            <w:r>
-              <w:rPr>
-                <w:b/>
-                <w:bCs/>
-                <w:color w:val="1FA6A2"/>
-                <w:sz w:val="18"/>
-                <w:szCs w:val="18"/>
-              </w:rPr>
-              <w:t xml:space="preserve">Example:  </w:t>
-            </w:r>
-            <w:r>
-              <w:rPr>
-                <w:i/>
-                <w:iCs/>
-                <w:color w:val="5F6F80"/>
-                <w:sz w:val="18"/>
-                <w:szCs w:val="18"/>
-              </w:rPr>
-              <w:t xml:space="preserve">In 3/4 ÷ 1/8 = 6, the solution is 6 portions</w:t>
-            </w:r>
-          </w:p>
-        </w:tc>
-      </w:tr>
-    </w:tbl>
-    <w:tbl>
-      <w:tblPr>
-        <w:tblW w:type="pct" w:w="100%"/>
-        <w:tblBorders>
-          <w:top w:val="none" w:color="FFFFFF" w:sz="0"/>
-          <w:left w:val="none" w:color="FFFFFF" w:sz="0"/>
-          <w:bottom w:val="single" w:color="C7D2DD" w:sz="4"/>
-          <w:right w:val="none" w:color="FFFFFF" w:sz="0"/>
-          <w:insideH w:val="none" w:color="FFFFFF" w:sz="0"/>
-          <w:insideV w:val="none" w:color="FFFFFF" w:sz="0"/>
-        </w:tblBorders>
-      </w:tblPr>
-      <w:tblGrid>
-        <w:gridCol w:w="1800"/>
-        <w:gridCol w:w="7560"/>
-      </w:tblGrid>
-      <w:tr>
-        <w:trPr>
-          <w:cantSplit/>
-        </w:trPr>
-        <w:tc>
-          <w:tcPr>
-            <w:tcW w:type="dxa" w:w="1800"/>
-            <w:tcMar>
-              <w:top w:type="dxa" w:w="100"/>
-              <w:left w:type="dxa" w:w="40"/>
-              <w:bottom w:type="dxa" w:w="100"/>
-              <w:right w:type="dxa" w:w="120"/>
-            </w:tcMar>
-            <w:vAlign w:val="center"/>
-          </w:tcPr>
-          <w:p>
-            <w:pPr>
-              <w:spacing w:after="0"/>
               <w:jc w:val="center"/>
             </w:pPr>
             <w:r>
               <w:drawing>
                 <wp:inline distT="0" distB="0" distL="0" distR="0">
-                  <wp:extent cx="1047750" cy="790575"/>
+                  <wp:extent cx="876300" cy="657225"/>
                   <wp:effectExtent t="0" r="0" b="0" l="0"/>
                   <wp:docPr id="1" name="" descr="" title=""/>
                   <wp:cNvGraphicFramePr>
@@ -932,7 +1264,7 @@
                         <pic:spPr bwMode="auto">
                           <a:xfrm>
                             <a:off x="0" y="0"/>
-                            <a:ext cx="1047750" cy="790575"/>
+                            <a:ext cx="876300" cy="657225"/>
                           </a:xfrm>
                           <a:prstGeom prst="rect">
                             <a:avLst/>
@@ -945,32 +1277,108 @@
               </w:drawing>
             </w:r>
           </w:p>
-        </w:tc>
-        <w:tc>
-          <w:tcPr>
-            <w:tcW w:type="dxa" w:w="7560"/>
-            <w:tcMar>
-              <w:top w:type="dxa" w:w="100"/>
-              <w:left w:type="dxa" w:w="40"/>
-              <w:bottom w:type="dxa" w:w="100"/>
-              <w:right w:type="dxa" w:w="40"/>
-            </w:tcMar>
-            <w:vAlign w:val="center"/>
-          </w:tcPr>
-          <w:p>
-            <w:pPr>
-              <w:spacing w:after="50"/>
+          <w:p>
+            <w:pPr>
+              <w:spacing w:after="0"/>
+            </w:pPr>
+            <w:r>
+              <w:rPr>
+                <w:i/>
+                <w:iCs/>
+                <w:color w:val="5F6F80"/>
+                <w:sz w:val="18"/>
+                <w:szCs w:val="18"/>
+              </w:rPr>
+              <w:t xml:space="preserve">3 ÷ 1/4 = 12. Is 12 reasonable? Yes, because 1/4 is small so many pieces fit into 3.</w:t>
+            </w:r>
+          </w:p>
+        </w:tc>
+      </w:tr>
+      <w:tr>
+        <w:trPr>
+          <w:cantSplit/>
+        </w:trPr>
+        <w:tc>
+          <w:tcPr>
+            <w:tcW w:type="dxa" w:w="1800"/>
+            <w:tcMar>
+              <w:top w:type="dxa" w:w="80"/>
+              <w:left w:type="dxa" w:w="100"/>
+              <w:bottom w:type="dxa" w:w="80"/>
+              <w:right w:type="dxa" w:w="100"/>
+            </w:tcMar>
+            <w:vAlign w:val="top"/>
+          </w:tcPr>
+          <w:p>
+            <w:pPr>
+              <w:spacing w:after="30"/>
             </w:pPr>
             <w:r>
               <w:rPr>
                 <w:b/>
                 <w:bCs/>
                 <w:color w:val="12355B"/>
-                <w:sz w:val="24"/>
-                <w:szCs w:val="24"/>
-              </w:rPr>
-              <w:t xml:space="preserve">Reasonableness</w:t>
-            </w:r>
+                <w:sz w:val="21"/>
+                <w:szCs w:val="21"/>
+              </w:rPr>
+              <w:t xml:space="preserve">Inverse operations</w:t>
+            </w:r>
+          </w:p>
+          <w:p>
+            <w:pPr>
+              <w:spacing w:after="0"/>
+            </w:pPr>
+            <w:r>
+              <w:rPr>
+                <w:i/>
+                <w:iCs/>
+                <w:color w:val="5F6F80"/>
+                <w:sz w:val="18"/>
+                <w:szCs w:val="18"/>
+              </w:rPr>
+              <w:t xml:space="preserve">Operaciones inversas</w:t>
+            </w:r>
+          </w:p>
+        </w:tc>
+        <w:tc>
+          <w:tcPr>
+            <w:tcW w:type="dxa" w:w="3160"/>
+            <w:tcMar>
+              <w:top w:type="dxa" w:w="80"/>
+              <w:left w:type="dxa" w:w="100"/>
+              <w:bottom w:type="dxa" w:w="80"/>
+              <w:right w:type="dxa" w:w="100"/>
+            </w:tcMar>
+            <w:vAlign w:val="top"/>
+          </w:tcPr>
+          <w:p>
+            <w:pPr>
+              <w:spacing w:after="0"/>
+            </w:pPr>
+            <w:r>
+              <w:rPr>
+                <w:sz w:val="20"/>
+                <w:szCs w:val="20"/>
+              </w:rPr>
+              <w:t xml:space="preserve">Two math actions that undo each other, like × and ÷.</w:t>
+            </w:r>
+          </w:p>
+        </w:tc>
+        <w:tc>
+          <w:tcPr>
+            <w:tcW w:type="dxa" w:w="2200"/>
+            <w:tcMar>
+              <w:top w:type="dxa" w:w="80"/>
+              <w:left w:type="dxa" w:w="100"/>
+              <w:bottom w:type="dxa" w:w="80"/>
+              <w:right w:type="dxa" w:w="100"/>
+            </w:tcMar>
+            <w:vAlign w:val="top"/>
+          </w:tcPr>
+          <w:p>
+            <w:pPr>
+              <w:spacing w:after="40"/>
+            </w:pPr>
             <w:r>
               <w:rPr>
                 <w:i/>
@@ -979,89 +1387,41 @@
                 <w:sz w:val="19"/>
                 <w:szCs w:val="19"/>
               </w:rPr>
-              <w:t xml:space="preserve">   Razonabilidad</w:t>
-            </w:r>
-          </w:p>
+              <w:t xml:space="preserve">Not Inverse operations: write a counter-example that breaks the definition.</w:t>
+            </w:r>
+          </w:p>
+          <w:p>
+            <w:pPr>
+              <w:pBdr>
+                <w:bottom w:val="single" w:color="AFBECC" w:sz="6"/>
+              </w:pBdr>
+              <w:spacing w:after="30" w:before="150"/>
+            </w:pPr>
+            <w:r>
+              <w:t xml:space="preserve"/>
+            </w:r>
+          </w:p>
+        </w:tc>
+        <w:tc>
+          <w:tcPr>
+            <w:tcW w:type="dxa" w:w="2200"/>
+            <w:tcMar>
+              <w:top w:type="dxa" w:w="80"/>
+              <w:left w:type="dxa" w:w="100"/>
+              <w:bottom w:type="dxa" w:w="80"/>
+              <w:right w:type="dxa" w:w="100"/>
+            </w:tcMar>
+            <w:vAlign w:val="top"/>
+          </w:tcPr>
           <w:p>
             <w:pPr>
               <w:spacing w:after="40"/>
-            </w:pPr>
-            <w:r>
-              <w:rPr>
-                <w:sz w:val="21"/>
-                <w:szCs w:val="21"/>
-              </w:rPr>
-              <w:t xml:space="preserve">Checking if your answer makes sense.</w:t>
-            </w:r>
-          </w:p>
-          <w:p>
-            <w:pPr>
-              <w:spacing w:after="0"/>
-            </w:pPr>
-            <w:r>
-              <w:rPr>
-                <w:b/>
-                <w:bCs/>
-                <w:color w:val="1FA6A2"/>
-                <w:sz w:val="18"/>
-                <w:szCs w:val="18"/>
-              </w:rPr>
-              <w:t xml:space="preserve">Example:  </w:t>
-            </w:r>
-            <w:r>
-              <w:rPr>
-                <w:i/>
-                <w:iCs/>
-                <w:color w:val="5F6F80"/>
-                <w:sz w:val="18"/>
-                <w:szCs w:val="18"/>
-              </w:rPr>
-              <w:t xml:space="preserve">3 ÷ 1/4 = 12. Is 12 reasonable? Yes, because 1/4 is small so many pieces fit into 3.</w:t>
-            </w:r>
-          </w:p>
-        </w:tc>
-      </w:tr>
-    </w:tbl>
-    <w:tbl>
-      <w:tblPr>
-        <w:tblW w:type="pct" w:w="100%"/>
-        <w:tblBorders>
-          <w:top w:val="none" w:color="FFFFFF" w:sz="0"/>
-          <w:left w:val="none" w:color="FFFFFF" w:sz="0"/>
-          <w:bottom w:val="single" w:color="C7D2DD" w:sz="4"/>
-          <w:right w:val="none" w:color="FFFFFF" w:sz="0"/>
-          <w:insideH w:val="none" w:color="FFFFFF" w:sz="0"/>
-          <w:insideV w:val="none" w:color="FFFFFF" w:sz="0"/>
-        </w:tblBorders>
-      </w:tblPr>
-      <w:tblGrid>
-        <w:gridCol w:w="1800"/>
-        <w:gridCol w:w="7560"/>
-      </w:tblGrid>
-      <w:tr>
-        <w:trPr>
-          <w:cantSplit/>
-        </w:trPr>
-        <w:tc>
-          <w:tcPr>
-            <w:tcW w:type="dxa" w:w="1800"/>
-            <w:tcMar>
-              <w:top w:type="dxa" w:w="100"/>
-              <w:left w:type="dxa" w:w="40"/>
-              <w:bottom w:type="dxa" w:w="100"/>
-              <w:right w:type="dxa" w:w="120"/>
-            </w:tcMar>
-            <w:vAlign w:val="center"/>
-          </w:tcPr>
-          <w:p>
-            <w:pPr>
-              <w:spacing w:after="0"/>
               <w:jc w:val="center"/>
             </w:pPr>
             <w:r>
               <w:drawing>
                 <wp:inline distT="0" distB="0" distL="0" distR="0">
-                  <wp:extent cx="1047750" cy="790575"/>
+                  <wp:extent cx="876300" cy="657225"/>
                   <wp:effectExtent t="0" r="0" b="0" l="0"/>
                   <wp:docPr id="1" name="" descr="" title=""/>
                   <wp:cNvGraphicFramePr>
@@ -1086,7 +1446,7 @@
                         <pic:spPr bwMode="auto">
                           <a:xfrm>
                             <a:off x="0" y="0"/>
-                            <a:ext cx="1047750" cy="790575"/>
+                            <a:ext cx="876300" cy="657225"/>
                           </a:xfrm>
                           <a:prstGeom prst="rect">
                             <a:avLst/>
@@ -1099,69 +1459,10 @@
               </w:drawing>
             </w:r>
           </w:p>
-        </w:tc>
-        <w:tc>
-          <w:tcPr>
-            <w:tcW w:type="dxa" w:w="7560"/>
-            <w:tcMar>
-              <w:top w:type="dxa" w:w="100"/>
-              <w:left w:type="dxa" w:w="40"/>
-              <w:bottom w:type="dxa" w:w="100"/>
-              <w:right w:type="dxa" w:w="40"/>
-            </w:tcMar>
-            <w:vAlign w:val="center"/>
-          </w:tcPr>
-          <w:p>
-            <w:pPr>
-              <w:spacing w:after="50"/>
-            </w:pPr>
-            <w:r>
-              <w:rPr>
-                <w:b/>
-                <w:bCs/>
-                <w:color w:val="12355B"/>
-                <w:sz w:val="24"/>
-                <w:szCs w:val="24"/>
-              </w:rPr>
-              <w:t xml:space="preserve">Inverse operations</w:t>
-            </w:r>
-            <w:r>
-              <w:rPr>
-                <w:i/>
-                <w:iCs/>
-                <w:color w:val="5F6F80"/>
-                <w:sz w:val="19"/>
-                <w:szCs w:val="19"/>
-              </w:rPr>
-              <w:t xml:space="preserve">   Operaciones inversas</w:t>
-            </w:r>
-          </w:p>
-          <w:p>
-            <w:pPr>
-              <w:spacing w:after="40"/>
-            </w:pPr>
-            <w:r>
-              <w:rPr>
-                <w:sz w:val="21"/>
-                <w:szCs w:val="21"/>
-              </w:rPr>
-              <w:t xml:space="preserve">Two math actions that undo each other, like × and ÷.</w:t>
-            </w:r>
-          </w:p>
           <w:p>
             <w:pPr>
               <w:spacing w:after="0"/>
             </w:pPr>
-            <w:r>
-              <w:rPr>
-                <w:b/>
-                <w:bCs/>
-                <w:color w:val="1FA6A2"/>
-                <w:sz w:val="18"/>
-                <w:szCs w:val="18"/>
-              </w:rPr>
-              <w:t xml:space="preserve">Example:  </w:t>
-            </w:r>
             <w:r>
               <w:rPr>
                 <w:i/>
@@ -3461,7 +3762,7 @@
           <w:sz w:val="19"/>
           <w:szCs w:val="19"/>
         </w:rPr>
-        <w:t xml:space="preserve">   You Do — show your work</w:t>
+        <w:t xml:space="preserve">   You Do — show your work and reasoning</w:t>
       </w:r>
     </w:p>
     <w:p>
@@ -3476,7 +3777,7 @@
           <w:sz w:val="19"/>
           <w:szCs w:val="19"/>
         </w:rPr>
-        <w:t xml:space="preserve">Solve each problem. Show your thinking in the work box.</w:t>
+        <w:t xml:space="preserve">Solve each problem in the middle column and explain your reasoning using the sentence starters on the right.</w:t>
       </w:r>
     </w:p>
     <w:p>
@@ -3505,120 +3806,219 @@
         <w:t xml:space="preserve">   extra scaffolding</w:t>
       </w:r>
     </w:p>
-    <w:p>
-      <w:pPr>
-        <w:keepNext/>
-        <w:spacing w:after="60" w:before="160"/>
-      </w:pPr>
-      <w:r>
-        <w:rPr>
-          <w:b/>
-          <w:bCs/>
-          <w:color w:val="12355B"/>
-          <w:sz w:val="22"/>
-          <w:szCs w:val="22"/>
-        </w:rPr>
-        <w:t xml:space="preserve">1.  </w:t>
-      </w:r>
-      <w:r>
-        <w:rPr>
-          <w:b/>
-          <w:bCs/>
-          <w:sz w:val="21"/>
-          <w:szCs w:val="21"/>
-        </w:rPr>
-        <w:t xml:space="preserve">A trail is 3/4 mile long. A jogger runs laps of 1/4 mile each. How many laps does the jogger complete?</w:t>
-      </w:r>
-    </w:p>
-    <w:p>
-      <w:pPr>
-        <w:spacing w:after="40"/>
-        <w:ind w:left="420"/>
-      </w:pPr>
-      <w:r>
-        <w:rPr>
-          <w:sz w:val="20"/>
-          <w:szCs w:val="20"/>
-        </w:rPr>
-        <w:t xml:space="preserve">A)  1/3 lap</w:t>
-      </w:r>
-    </w:p>
-    <w:p>
-      <w:pPr>
-        <w:spacing w:after="40"/>
-        <w:ind w:left="420"/>
-      </w:pPr>
-      <w:r>
-        <w:rPr>
-          <w:sz w:val="20"/>
-          <w:szCs w:val="20"/>
-        </w:rPr>
-        <w:t xml:space="preserve">B)  3 laps</w:t>
-      </w:r>
-    </w:p>
-    <w:p>
-      <w:pPr>
-        <w:spacing w:after="40"/>
-        <w:ind w:left="420"/>
-      </w:pPr>
-      <w:r>
-        <w:rPr>
-          <w:sz w:val="20"/>
-          <w:szCs w:val="20"/>
-        </w:rPr>
-        <w:t xml:space="preserve">C)  3/16 lap</w:t>
-      </w:r>
-    </w:p>
-    <w:p>
-      <w:pPr>
-        <w:spacing w:after="40"/>
-        <w:ind w:left="420"/>
-      </w:pPr>
-      <w:r>
-        <w:rPr>
-          <w:sz w:val="20"/>
-          <w:szCs w:val="20"/>
-        </w:rPr>
-        <w:t xml:space="preserve">D)  4 laps</w:t>
-      </w:r>
-    </w:p>
-    <w:p>
-      <w:pPr>
-        <w:spacing w:after="20"/>
-      </w:pPr>
-      <w:r>
-        <w:t xml:space="preserve"/>
-      </w:r>
-    </w:p>
     <w:tbl>
       <w:tblPr>
-        <w:tblW w:type="pct" w:w="100%"/>
+        <w:tblW w:type="dxa" w:w="9360"/>
         <w:tblBorders>
           <w:top w:val="single" w:color="C7D2DD" w:sz="6"/>
           <w:left w:val="single" w:color="C7D2DD" w:sz="6"/>
           <w:bottom w:val="single" w:color="C7D2DD" w:sz="6"/>
           <w:right w:val="single" w:color="C7D2DD" w:sz="6"/>
-          <w:insideH w:val="single" w:color="auto" w:sz="4"/>
-          <w:insideV w:val="single" w:color="auto" w:sz="4"/>
+          <w:insideH w:val="single" w:color="C7D2DD" w:sz="6"/>
+          <w:insideV w:val="single" w:color="C7D2DD" w:sz="6"/>
         </w:tblBorders>
       </w:tblPr>
       <w:tblGrid>
-        <w:gridCol w:w="100"/>
+        <w:gridCol w:w="2800"/>
+        <w:gridCol w:w="3560"/>
+        <w:gridCol w:w="3000"/>
       </w:tblGrid>
       <w:tr>
-        <w:tc>
-          <w:tcPr>
+        <w:trPr>
+          <w:cantSplit/>
+          <w:tblHeader/>
+        </w:trPr>
+        <w:tc>
+          <w:tcPr>
+            <w:tcW w:type="dxa" w:w="2800"/>
+            <w:shd w:fill="EEF4F8" w:color="auto" w:val="clear"/>
+            <w:tcMar>
+              <w:top w:type="dxa" w:w="60"/>
+              <w:left w:type="dxa" w:w="100"/>
+              <w:bottom w:type="dxa" w:w="60"/>
+              <w:right w:type="dxa" w:w="100"/>
+            </w:tcMar>
+          </w:tcPr>
+          <w:p>
+            <w:pPr>
+              <w:spacing w:after="0"/>
+            </w:pPr>
+            <w:r>
+              <w:rPr>
+                <w:b/>
+                <w:bCs/>
+                <w:color w:val="12355B"/>
+                <w:sz w:val="16"/>
+                <w:szCs w:val="16"/>
+              </w:rPr>
+              <w:t xml:space="preserve">CORE PROBLEM / GIVEN REPRESENTATION</w:t>
+            </w:r>
+          </w:p>
+        </w:tc>
+        <w:tc>
+          <w:tcPr>
+            <w:tcW w:type="dxa" w:w="3560"/>
+            <w:shd w:fill="EEF4F8" w:color="auto" w:val="clear"/>
+            <w:tcMar>
+              <w:top w:type="dxa" w:w="60"/>
+              <w:left w:type="dxa" w:w="100"/>
+              <w:bottom w:type="dxa" w:w="60"/>
+              <w:right w:type="dxa" w:w="100"/>
+            </w:tcMar>
+          </w:tcPr>
+          <w:p>
+            <w:pPr>
+              <w:spacing w:after="0"/>
+            </w:pPr>
+            <w:r>
+              <w:rPr>
+                <w:b/>
+                <w:bCs/>
+                <w:color w:val="12355B"/>
+                <w:sz w:val="16"/>
+                <w:szCs w:val="16"/>
+              </w:rPr>
+              <w:t xml:space="preserve">WORKING SPACE / CALCULATION STEPS</w:t>
+            </w:r>
+          </w:p>
+        </w:tc>
+        <w:tc>
+          <w:tcPr>
+            <w:tcW w:type="dxa" w:w="3000"/>
             <w:shd w:fill="FBF3E2" w:color="auto" w:val="clear"/>
             <w:tcMar>
               <w:top w:type="dxa" w:w="60"/>
-              <w:left w:type="dxa" w:w="120"/>
+              <w:left w:type="dxa" w:w="100"/>
               <w:bottom w:type="dxa" w:w="60"/>
-              <w:right w:type="dxa" w:w="120"/>
-            </w:tcMar>
-          </w:tcPr>
-          <w:p>
-            <w:pPr>
-              <w:spacing w:after="0" w:line="320"/>
+              <w:right w:type="dxa" w:w="100"/>
+            </w:tcMar>
+          </w:tcPr>
+          <w:p>
+            <w:pPr>
+              <w:spacing w:after="0"/>
+            </w:pPr>
+            <w:r>
+              <w:rPr>
+                <w:b/>
+                <w:bCs/>
+                <w:color w:val="B97A12"/>
+                <w:sz w:val="16"/>
+                <w:szCs w:val="16"/>
+              </w:rPr>
+              <w:t xml:space="preserve">EXPLAIN YOUR REASONING</w:t>
+            </w:r>
+          </w:p>
+        </w:tc>
+      </w:tr>
+      <w:tr>
+        <w:trPr>
+          <w:cantSplit/>
+        </w:trPr>
+        <w:tc>
+          <w:tcPr>
+            <w:tcW w:type="dxa" w:w="2800"/>
+            <w:tcMar>
+              <w:top w:type="dxa" w:w="80"/>
+              <w:left w:type="dxa" w:w="100"/>
+              <w:bottom w:type="dxa" w:w="80"/>
+              <w:right w:type="dxa" w:w="100"/>
+            </w:tcMar>
+            <w:vAlign w:val="top"/>
+          </w:tcPr>
+          <w:p>
+            <w:pPr>
+              <w:spacing w:after="60"/>
+            </w:pPr>
+            <w:r>
+              <w:rPr>
+                <w:b/>
+                <w:bCs/>
+                <w:color w:val="12355B"/>
+                <w:sz w:val="21"/>
+                <w:szCs w:val="21"/>
+              </w:rPr>
+              <w:t xml:space="preserve">1.  </w:t>
+            </w:r>
+            <w:r>
+              <w:rPr>
+                <w:b/>
+                <w:bCs/>
+                <w:sz w:val="20"/>
+                <w:szCs w:val="20"/>
+              </w:rPr>
+              <w:t xml:space="preserve">A trail is 3/4 mile long. A jogger runs laps of 1/4 mile each. How many laps does the jogger complete?</w:t>
+            </w:r>
+          </w:p>
+          <w:p>
+            <w:pPr>
+              <w:spacing w:after="30"/>
+              <w:ind w:left="180"/>
+            </w:pPr>
+            <w:r>
+              <w:rPr>
+                <w:sz w:val="19"/>
+                <w:szCs w:val="19"/>
+              </w:rPr>
+              <w:t xml:space="preserve">A)  1/3 lap</w:t>
+            </w:r>
+          </w:p>
+          <w:p>
+            <w:pPr>
+              <w:spacing w:after="30"/>
+              <w:ind w:left="180"/>
+            </w:pPr>
+            <w:r>
+              <w:rPr>
+                <w:sz w:val="19"/>
+                <w:szCs w:val="19"/>
+              </w:rPr>
+              <w:t xml:space="preserve">B)  3 laps</w:t>
+            </w:r>
+          </w:p>
+          <w:p>
+            <w:pPr>
+              <w:spacing w:after="30"/>
+              <w:ind w:left="180"/>
+            </w:pPr>
+            <w:r>
+              <w:rPr>
+                <w:sz w:val="19"/>
+                <w:szCs w:val="19"/>
+              </w:rPr>
+              <w:t xml:space="preserve">C)  3/16 lap</w:t>
+            </w:r>
+          </w:p>
+          <w:p>
+            <w:pPr>
+              <w:spacing w:after="30"/>
+              <w:ind w:left="180"/>
+            </w:pPr>
+            <w:r>
+              <w:rPr>
+                <w:sz w:val="19"/>
+                <w:szCs w:val="19"/>
+              </w:rPr>
+              <w:t xml:space="preserve">D)  4 laps</w:t>
+            </w:r>
+          </w:p>
+        </w:tc>
+        <w:tc>
+          <w:tcPr>
+            <w:tcW w:type="dxa" w:w="3560"/>
+            <w:tcMar>
+              <w:top w:type="dxa" w:w="80"/>
+              <w:left w:type="dxa" w:w="100"/>
+              <w:bottom w:type="dxa" w:w="80"/>
+              <w:right w:type="dxa" w:w="100"/>
+            </w:tcMar>
+            <w:vAlign w:val="top"/>
+          </w:tcPr>
+          <w:p>
+            <w:pPr>
+              <w:pBdr>
+                <w:bottom w:val="single" w:color="AFBECC" w:sz="6"/>
+              </w:pBdr>
+              <w:spacing w:after="30" w:before="150"/>
             </w:pPr>
             <w:r>
               <w:t xml:space="preserve"/>
@@ -3626,7 +4026,147 @@
           </w:p>
           <w:p>
             <w:pPr>
-              <w:spacing w:after="0" w:line="320"/>
+              <w:pBdr>
+                <w:bottom w:val="single" w:color="AFBECC" w:sz="6"/>
+              </w:pBdr>
+              <w:spacing w:after="30" w:before="150"/>
+            </w:pPr>
+            <w:r>
+              <w:t xml:space="preserve"/>
+            </w:r>
+          </w:p>
+          <w:p>
+            <w:pPr>
+              <w:pBdr>
+                <w:bottom w:val="single" w:color="AFBECC" w:sz="6"/>
+              </w:pBdr>
+              <w:spacing w:after="30" w:before="150"/>
+            </w:pPr>
+            <w:r>
+              <w:t xml:space="preserve"/>
+            </w:r>
+          </w:p>
+          <w:p>
+            <w:pPr>
+              <w:pBdr>
+                <w:bottom w:val="single" w:color="AFBECC" w:sz="6"/>
+              </w:pBdr>
+              <w:spacing w:after="30" w:before="150"/>
+            </w:pPr>
+            <w:r>
+              <w:t xml:space="preserve"/>
+            </w:r>
+          </w:p>
+        </w:tc>
+        <w:tc>
+          <w:tcPr>
+            <w:tcW w:type="dxa" w:w="3000"/>
+            <w:shd w:fill="FBF3E2" w:color="auto" w:val="clear"/>
+            <w:tcMar>
+              <w:top w:type="dxa" w:w="80"/>
+              <w:left w:type="dxa" w:w="100"/>
+              <w:bottom w:type="dxa" w:w="80"/>
+              <w:right w:type="dxa" w:w="100"/>
+            </w:tcMar>
+            <w:vAlign w:val="top"/>
+          </w:tcPr>
+          <w:p>
+            <w:pPr>
+              <w:spacing w:after="40"/>
+            </w:pPr>
+            <w:r>
+              <w:rPr>
+                <w:b/>
+                <w:bCs/>
+                <w:color w:val="12355B"/>
+                <w:sz w:val="19"/>
+                <w:szCs w:val="19"/>
+              </w:rPr>
+              <w:t xml:space="preserve">Because... </w:t>
+            </w:r>
+            <w:r>
+              <w:rPr>
+                <w:color w:val="AFBECC"/>
+                <w:sz w:val="19"/>
+                <w:szCs w:val="19"/>
+              </w:rPr>
+              <w:t xml:space="preserve">________________</w:t>
+            </w:r>
+          </w:p>
+          <w:p>
+            <w:pPr>
+              <w:pBdr>
+                <w:bottom w:val="single" w:color="AFBECC" w:sz="6"/>
+              </w:pBdr>
+              <w:spacing w:after="30" w:before="150"/>
+            </w:pPr>
+            <w:r>
+              <w:t xml:space="preserve"/>
+            </w:r>
+          </w:p>
+          <w:p>
+            <w:pPr>
+              <w:spacing w:after="40" w:before="80"/>
+            </w:pPr>
+            <w:r>
+              <w:rPr>
+                <w:b/>
+                <w:bCs/>
+                <w:color w:val="6B4FA0"/>
+                <w:sz w:val="19"/>
+                <w:szCs w:val="19"/>
+              </w:rPr>
+              <w:t xml:space="preserve">Although... </w:t>
+            </w:r>
+            <w:r>
+              <w:rPr>
+                <w:color w:val="AFBECC"/>
+                <w:sz w:val="19"/>
+                <w:szCs w:val="19"/>
+              </w:rPr>
+              <w:t xml:space="preserve">_______________</w:t>
+            </w:r>
+          </w:p>
+          <w:p>
+            <w:pPr>
+              <w:pBdr>
+                <w:bottom w:val="single" w:color="AFBECC" w:sz="6"/>
+              </w:pBdr>
+              <w:spacing w:after="30" w:before="150"/>
+            </w:pPr>
+            <w:r>
+              <w:t xml:space="preserve"/>
+            </w:r>
+          </w:p>
+          <w:p>
+            <w:pPr>
+              <w:spacing w:after="40" w:before="80"/>
+            </w:pPr>
+            <w:r>
+              <w:rPr>
+                <w:b/>
+                <w:bCs/>
+                <w:color w:val="1FA6A2"/>
+                <w:sz w:val="19"/>
+                <w:szCs w:val="19"/>
+              </w:rPr>
+              <w:t xml:space="preserve">Therefore... </w:t>
+            </w:r>
+            <w:r>
+              <w:rPr>
+                <w:color w:val="AFBECC"/>
+                <w:sz w:val="19"/>
+                <w:szCs w:val="19"/>
+              </w:rPr>
+              <w:t xml:space="preserve">______________</w:t>
+            </w:r>
+          </w:p>
+          <w:p>
+            <w:pPr>
+              <w:pBdr>
+                <w:bottom w:val="single" w:color="AFBECC" w:sz="6"/>
+              </w:pBdr>
+              <w:spacing w:after="30" w:before="150"/>
             </w:pPr>
             <w:r>
               <w:t xml:space="preserve"/>
@@ -3637,84 +4177,7 @@
     </w:tbl>
     <w:p>
       <w:pPr>
-        <w:keepNext/>
-        <w:spacing w:after="60" w:before="160"/>
-      </w:pPr>
-      <w:r>
-        <w:rPr>
-          <w:b/>
-          <w:bCs/>
-          <w:color w:val="12355B"/>
-          <w:sz w:val="22"/>
-          <w:szCs w:val="22"/>
-        </w:rPr>
-        <w:t xml:space="preserve">2.  </w:t>
-      </w:r>
-      <w:r>
-        <w:rPr>
-          <w:b/>
-          <w:bCs/>
-          <w:sz w:val="21"/>
-          <w:szCs w:val="21"/>
-        </w:rPr>
-        <w:t xml:space="preserve">A board is 5/6 foot long. Each shelf bracket needs 1/6 foot. How many brackets fit?</w:t>
-      </w:r>
-    </w:p>
-    <w:p>
-      <w:pPr>
-        <w:spacing w:after="40"/>
-        <w:ind w:left="420"/>
-      </w:pPr>
-      <w:r>
-        <w:rPr>
-          <w:sz w:val="20"/>
-          <w:szCs w:val="20"/>
-        </w:rPr>
-        <w:t xml:space="preserve">A)  1/36</w:t>
-      </w:r>
-    </w:p>
-    <w:p>
-      <w:pPr>
-        <w:spacing w:after="40"/>
-        <w:ind w:left="420"/>
-      </w:pPr>
-      <w:r>
-        <w:rPr>
-          <w:sz w:val="20"/>
-          <w:szCs w:val="20"/>
-        </w:rPr>
-        <w:t xml:space="preserve">B)  5</w:t>
-      </w:r>
-    </w:p>
-    <w:p>
-      <w:pPr>
-        <w:spacing w:after="40"/>
-        <w:ind w:left="420"/>
-      </w:pPr>
-      <w:r>
-        <w:rPr>
-          <w:sz w:val="20"/>
-          <w:szCs w:val="20"/>
-        </w:rPr>
-        <w:t xml:space="preserve">C)  5/36</w:t>
-      </w:r>
-    </w:p>
-    <w:p>
-      <w:pPr>
-        <w:spacing w:after="40"/>
-        <w:ind w:left="420"/>
-      </w:pPr>
-      <w:r>
-        <w:rPr>
-          <w:sz w:val="20"/>
-          <w:szCs w:val="20"/>
-        </w:rPr>
-        <w:t xml:space="preserve">D)  6</w:t>
-      </w:r>
-    </w:p>
-    <w:p>
-      <w:pPr>
-        <w:spacing w:after="20"/>
+        <w:spacing w:after="80"/>
       </w:pPr>
       <w:r>
         <w:t xml:space="preserve"/>
@@ -3722,33 +4185,217 @@
     </w:p>
     <w:tbl>
       <w:tblPr>
-        <w:tblW w:type="pct" w:w="100%"/>
+        <w:tblW w:type="dxa" w:w="9360"/>
         <w:tblBorders>
           <w:top w:val="single" w:color="C7D2DD" w:sz="6"/>
           <w:left w:val="single" w:color="C7D2DD" w:sz="6"/>
           <w:bottom w:val="single" w:color="C7D2DD" w:sz="6"/>
           <w:right w:val="single" w:color="C7D2DD" w:sz="6"/>
-          <w:insideH w:val="single" w:color="auto" w:sz="4"/>
-          <w:insideV w:val="single" w:color="auto" w:sz="4"/>
+          <w:insideH w:val="single" w:color="C7D2DD" w:sz="6"/>
+          <w:insideV w:val="single" w:color="C7D2DD" w:sz="6"/>
         </w:tblBorders>
       </w:tblPr>
       <w:tblGrid>
-        <w:gridCol w:w="100"/>
+        <w:gridCol w:w="2800"/>
+        <w:gridCol w:w="3560"/>
+        <w:gridCol w:w="3000"/>
       </w:tblGrid>
       <w:tr>
-        <w:tc>
-          <w:tcPr>
+        <w:trPr>
+          <w:cantSplit/>
+          <w:tblHeader/>
+        </w:trPr>
+        <w:tc>
+          <w:tcPr>
+            <w:tcW w:type="dxa" w:w="2800"/>
+            <w:shd w:fill="EEF4F8" w:color="auto" w:val="clear"/>
+            <w:tcMar>
+              <w:top w:type="dxa" w:w="60"/>
+              <w:left w:type="dxa" w:w="100"/>
+              <w:bottom w:type="dxa" w:w="60"/>
+              <w:right w:type="dxa" w:w="100"/>
+            </w:tcMar>
+          </w:tcPr>
+          <w:p>
+            <w:pPr>
+              <w:spacing w:after="0"/>
+            </w:pPr>
+            <w:r>
+              <w:rPr>
+                <w:b/>
+                <w:bCs/>
+                <w:color w:val="12355B"/>
+                <w:sz w:val="16"/>
+                <w:szCs w:val="16"/>
+              </w:rPr>
+              <w:t xml:space="preserve">CORE PROBLEM / GIVEN REPRESENTATION</w:t>
+            </w:r>
+          </w:p>
+        </w:tc>
+        <w:tc>
+          <w:tcPr>
+            <w:tcW w:type="dxa" w:w="3560"/>
+            <w:shd w:fill="EEF4F8" w:color="auto" w:val="clear"/>
+            <w:tcMar>
+              <w:top w:type="dxa" w:w="60"/>
+              <w:left w:type="dxa" w:w="100"/>
+              <w:bottom w:type="dxa" w:w="60"/>
+              <w:right w:type="dxa" w:w="100"/>
+            </w:tcMar>
+          </w:tcPr>
+          <w:p>
+            <w:pPr>
+              <w:spacing w:after="0"/>
+            </w:pPr>
+            <w:r>
+              <w:rPr>
+                <w:b/>
+                <w:bCs/>
+                <w:color w:val="12355B"/>
+                <w:sz w:val="16"/>
+                <w:szCs w:val="16"/>
+              </w:rPr>
+              <w:t xml:space="preserve">WORKING SPACE / CALCULATION STEPS</w:t>
+            </w:r>
+          </w:p>
+        </w:tc>
+        <w:tc>
+          <w:tcPr>
+            <w:tcW w:type="dxa" w:w="3000"/>
             <w:shd w:fill="FBF3E2" w:color="auto" w:val="clear"/>
             <w:tcMar>
               <w:top w:type="dxa" w:w="60"/>
-              <w:left w:type="dxa" w:w="120"/>
+              <w:left w:type="dxa" w:w="100"/>
               <w:bottom w:type="dxa" w:w="60"/>
-              <w:right w:type="dxa" w:w="120"/>
-            </w:tcMar>
-          </w:tcPr>
-          <w:p>
-            <w:pPr>
-              <w:spacing w:after="0" w:line="320"/>
+              <w:right w:type="dxa" w:w="100"/>
+            </w:tcMar>
+          </w:tcPr>
+          <w:p>
+            <w:pPr>
+              <w:spacing w:after="0"/>
+            </w:pPr>
+            <w:r>
+              <w:rPr>
+                <w:b/>
+                <w:bCs/>
+                <w:color w:val="B97A12"/>
+                <w:sz w:val="16"/>
+                <w:szCs w:val="16"/>
+              </w:rPr>
+              <w:t xml:space="preserve">EXPLAIN YOUR REASONING</w:t>
+            </w:r>
+          </w:p>
+        </w:tc>
+      </w:tr>
+      <w:tr>
+        <w:trPr>
+          <w:cantSplit/>
+        </w:trPr>
+        <w:tc>
+          <w:tcPr>
+            <w:tcW w:type="dxa" w:w="2800"/>
+            <w:tcMar>
+              <w:top w:type="dxa" w:w="80"/>
+              <w:left w:type="dxa" w:w="100"/>
+              <w:bottom w:type="dxa" w:w="80"/>
+              <w:right w:type="dxa" w:w="100"/>
+            </w:tcMar>
+            <w:vAlign w:val="top"/>
+          </w:tcPr>
+          <w:p>
+            <w:pPr>
+              <w:spacing w:after="60"/>
+            </w:pPr>
+            <w:r>
+              <w:rPr>
+                <w:b/>
+                <w:bCs/>
+                <w:color w:val="12355B"/>
+                <w:sz w:val="21"/>
+                <w:szCs w:val="21"/>
+              </w:rPr>
+              <w:t xml:space="preserve">2.  </w:t>
+            </w:r>
+            <w:r>
+              <w:rPr>
+                <w:b/>
+                <w:bCs/>
+                <w:sz w:val="20"/>
+                <w:szCs w:val="20"/>
+              </w:rPr>
+              <w:t xml:space="preserve">A board is 5/6 foot long. Each shelf bracket needs 1/6 foot. How many brackets fit?</w:t>
+            </w:r>
+          </w:p>
+          <w:p>
+            <w:pPr>
+              <w:spacing w:after="30"/>
+              <w:ind w:left="180"/>
+            </w:pPr>
+            <w:r>
+              <w:rPr>
+                <w:sz w:val="19"/>
+                <w:szCs w:val="19"/>
+              </w:rPr>
+              <w:t xml:space="preserve">A)  1/36</w:t>
+            </w:r>
+          </w:p>
+          <w:p>
+            <w:pPr>
+              <w:spacing w:after="30"/>
+              <w:ind w:left="180"/>
+            </w:pPr>
+            <w:r>
+              <w:rPr>
+                <w:sz w:val="19"/>
+                <w:szCs w:val="19"/>
+              </w:rPr>
+              <w:t xml:space="preserve">B)  5</w:t>
+            </w:r>
+          </w:p>
+          <w:p>
+            <w:pPr>
+              <w:spacing w:after="30"/>
+              <w:ind w:left="180"/>
+            </w:pPr>
+            <w:r>
+              <w:rPr>
+                <w:sz w:val="19"/>
+                <w:szCs w:val="19"/>
+              </w:rPr>
+              <w:t xml:space="preserve">C)  5/36</w:t>
+            </w:r>
+          </w:p>
+          <w:p>
+            <w:pPr>
+              <w:spacing w:after="30"/>
+              <w:ind w:left="180"/>
+            </w:pPr>
+            <w:r>
+              <w:rPr>
+                <w:sz w:val="19"/>
+                <w:szCs w:val="19"/>
+              </w:rPr>
+              <w:t xml:space="preserve">D)  6</w:t>
+            </w:r>
+          </w:p>
+        </w:tc>
+        <w:tc>
+          <w:tcPr>
+            <w:tcW w:type="dxa" w:w="3560"/>
+            <w:tcMar>
+              <w:top w:type="dxa" w:w="80"/>
+              <w:left w:type="dxa" w:w="100"/>
+              <w:bottom w:type="dxa" w:w="80"/>
+              <w:right w:type="dxa" w:w="100"/>
+            </w:tcMar>
+            <w:vAlign w:val="top"/>
+          </w:tcPr>
+          <w:p>
+            <w:pPr>
+              <w:pBdr>
+                <w:bottom w:val="single" w:color="AFBECC" w:sz="6"/>
+              </w:pBdr>
+              <w:spacing w:after="30" w:before="150"/>
             </w:pPr>
             <w:r>
               <w:t xml:space="preserve"/>
@@ -3756,7 +4403,147 @@
           </w:p>
           <w:p>
             <w:pPr>
-              <w:spacing w:after="0" w:line="320"/>
+              <w:pBdr>
+                <w:bottom w:val="single" w:color="AFBECC" w:sz="6"/>
+              </w:pBdr>
+              <w:spacing w:after="30" w:before="150"/>
+            </w:pPr>
+            <w:r>
+              <w:t xml:space="preserve"/>
+            </w:r>
+          </w:p>
+          <w:p>
+            <w:pPr>
+              <w:pBdr>
+                <w:bottom w:val="single" w:color="AFBECC" w:sz="6"/>
+              </w:pBdr>
+              <w:spacing w:after="30" w:before="150"/>
+            </w:pPr>
+            <w:r>
+              <w:t xml:space="preserve"/>
+            </w:r>
+          </w:p>
+          <w:p>
+            <w:pPr>
+              <w:pBdr>
+                <w:bottom w:val="single" w:color="AFBECC" w:sz="6"/>
+              </w:pBdr>
+              <w:spacing w:after="30" w:before="150"/>
+            </w:pPr>
+            <w:r>
+              <w:t xml:space="preserve"/>
+            </w:r>
+          </w:p>
+        </w:tc>
+        <w:tc>
+          <w:tcPr>
+            <w:tcW w:type="dxa" w:w="3000"/>
+            <w:shd w:fill="FBF3E2" w:color="auto" w:val="clear"/>
+            <w:tcMar>
+              <w:top w:type="dxa" w:w="80"/>
+              <w:left w:type="dxa" w:w="100"/>
+              <w:bottom w:type="dxa" w:w="80"/>
+              <w:right w:type="dxa" w:w="100"/>
+            </w:tcMar>
+            <w:vAlign w:val="top"/>
+          </w:tcPr>
+          <w:p>
+            <w:pPr>
+              <w:spacing w:after="40"/>
+            </w:pPr>
+            <w:r>
+              <w:rPr>
+                <w:b/>
+                <w:bCs/>
+                <w:color w:val="12355B"/>
+                <w:sz w:val="19"/>
+                <w:szCs w:val="19"/>
+              </w:rPr>
+              <w:t xml:space="preserve">Because... </w:t>
+            </w:r>
+            <w:r>
+              <w:rPr>
+                <w:color w:val="AFBECC"/>
+                <w:sz w:val="19"/>
+                <w:szCs w:val="19"/>
+              </w:rPr>
+              <w:t xml:space="preserve">________________</w:t>
+            </w:r>
+          </w:p>
+          <w:p>
+            <w:pPr>
+              <w:pBdr>
+                <w:bottom w:val="single" w:color="AFBECC" w:sz="6"/>
+              </w:pBdr>
+              <w:spacing w:after="30" w:before="150"/>
+            </w:pPr>
+            <w:r>
+              <w:t xml:space="preserve"/>
+            </w:r>
+          </w:p>
+          <w:p>
+            <w:pPr>
+              <w:spacing w:after="40" w:before="80"/>
+            </w:pPr>
+            <w:r>
+              <w:rPr>
+                <w:b/>
+                <w:bCs/>
+                <w:color w:val="6B4FA0"/>
+                <w:sz w:val="19"/>
+                <w:szCs w:val="19"/>
+              </w:rPr>
+              <w:t xml:space="preserve">Although... </w:t>
+            </w:r>
+            <w:r>
+              <w:rPr>
+                <w:color w:val="AFBECC"/>
+                <w:sz w:val="19"/>
+                <w:szCs w:val="19"/>
+              </w:rPr>
+              <w:t xml:space="preserve">_______________</w:t>
+            </w:r>
+          </w:p>
+          <w:p>
+            <w:pPr>
+              <w:pBdr>
+                <w:bottom w:val="single" w:color="AFBECC" w:sz="6"/>
+              </w:pBdr>
+              <w:spacing w:after="30" w:before="150"/>
+            </w:pPr>
+            <w:r>
+              <w:t xml:space="preserve"/>
+            </w:r>
+          </w:p>
+          <w:p>
+            <w:pPr>
+              <w:spacing w:after="40" w:before="80"/>
+            </w:pPr>
+            <w:r>
+              <w:rPr>
+                <w:b/>
+                <w:bCs/>
+                <w:color w:val="1FA6A2"/>
+                <w:sz w:val="19"/>
+                <w:szCs w:val="19"/>
+              </w:rPr>
+              <w:t xml:space="preserve">Therefore... </w:t>
+            </w:r>
+            <w:r>
+              <w:rPr>
+                <w:color w:val="AFBECC"/>
+                <w:sz w:val="19"/>
+                <w:szCs w:val="19"/>
+              </w:rPr>
+              <w:t xml:space="preserve">______________</w:t>
+            </w:r>
+          </w:p>
+          <w:p>
+            <w:pPr>
+              <w:pBdr>
+                <w:bottom w:val="single" w:color="AFBECC" w:sz="6"/>
+              </w:pBdr>
+              <w:spacing w:after="30" w:before="150"/>
             </w:pPr>
             <w:r>
               <w:t xml:space="preserve"/>
@@ -3765,6 +4552,14 @@
         </w:tc>
       </w:tr>
     </w:tbl>
+    <w:p>
+      <w:pPr>
+        <w:spacing w:after="80"/>
+      </w:pPr>
+      <w:r>
+        <w:t xml:space="preserve"/>
+      </w:r>
+    </w:p>
     <w:p>
       <w:pPr>
         <w:pStyle w:val="Heading2"/>
@@ -3791,120 +4586,219 @@
         <w:t xml:space="preserve">   grade-level practice</w:t>
       </w:r>
     </w:p>
-    <w:p>
-      <w:pPr>
-        <w:keepNext/>
-        <w:spacing w:after="60" w:before="160"/>
-      </w:pPr>
-      <w:r>
-        <w:rPr>
-          <w:b/>
-          <w:bCs/>
-          <w:color w:val="12355B"/>
-          <w:sz w:val="22"/>
-          <w:szCs w:val="22"/>
-        </w:rPr>
-        <w:t xml:space="preserve">3.  </w:t>
-      </w:r>
-      <w:r>
-        <w:rPr>
-          <w:b/>
-          <w:bCs/>
-          <w:sz w:val="21"/>
-          <w:szCs w:val="21"/>
-        </w:rPr>
-        <w:t xml:space="preserve">Marcus solved 2/3 ÷ 1/4 and got 8/3 = 2 2/3. He says 'That can't be right because I started with less than 1.' Is Marcus's math correct? Is his reasoning correct?</w:t>
-      </w:r>
-    </w:p>
-    <w:p>
-      <w:pPr>
-        <w:spacing w:after="40"/>
-        <w:ind w:left="420"/>
-      </w:pPr>
-      <w:r>
-        <w:rPr>
-          <w:sz w:val="20"/>
-          <w:szCs w:val="20"/>
-        </w:rPr>
-        <w:t xml:space="preserve">A)  His math and reasoning are both correct — the answer should be less than 1</w:t>
-      </w:r>
-    </w:p>
-    <w:p>
-      <w:pPr>
-        <w:spacing w:after="40"/>
-        <w:ind w:left="420"/>
-      </w:pPr>
-      <w:r>
-        <w:rPr>
-          <w:sz w:val="20"/>
-          <w:szCs w:val="20"/>
-        </w:rPr>
-        <w:t xml:space="preserve">B)  His math is wrong — the answer should be 1/6</w:t>
-      </w:r>
-    </w:p>
-    <w:p>
-      <w:pPr>
-        <w:spacing w:after="40"/>
-        <w:ind w:left="420"/>
-      </w:pPr>
-      <w:r>
-        <w:rPr>
-          <w:sz w:val="20"/>
-          <w:szCs w:val="20"/>
-        </w:rPr>
-        <w:t xml:space="preserve">C)  His math is correct (2 2/3), but his reasoning is wrong — dividing by a small fraction gives a larger result</w:t>
-      </w:r>
-    </w:p>
-    <w:p>
-      <w:pPr>
-        <w:spacing w:after="40"/>
-        <w:ind w:left="420"/>
-      </w:pPr>
-      <w:r>
-        <w:rPr>
-          <w:sz w:val="20"/>
-          <w:szCs w:val="20"/>
-        </w:rPr>
-        <w:t xml:space="preserve">D)  His math is wrong — the answer should be 8/12</w:t>
-      </w:r>
-    </w:p>
-    <w:p>
-      <w:pPr>
-        <w:spacing w:after="20"/>
-      </w:pPr>
-      <w:r>
-        <w:t xml:space="preserve"/>
-      </w:r>
-    </w:p>
     <w:tbl>
       <w:tblPr>
-        <w:tblW w:type="pct" w:w="100%"/>
+        <w:tblW w:type="dxa" w:w="9360"/>
         <w:tblBorders>
           <w:top w:val="single" w:color="C7D2DD" w:sz="6"/>
           <w:left w:val="single" w:color="C7D2DD" w:sz="6"/>
           <w:bottom w:val="single" w:color="C7D2DD" w:sz="6"/>
           <w:right w:val="single" w:color="C7D2DD" w:sz="6"/>
-          <w:insideH w:val="single" w:color="auto" w:sz="4"/>
-          <w:insideV w:val="single" w:color="auto" w:sz="4"/>
+          <w:insideH w:val="single" w:color="C7D2DD" w:sz="6"/>
+          <w:insideV w:val="single" w:color="C7D2DD" w:sz="6"/>
         </w:tblBorders>
       </w:tblPr>
       <w:tblGrid>
-        <w:gridCol w:w="100"/>
+        <w:gridCol w:w="2800"/>
+        <w:gridCol w:w="3560"/>
+        <w:gridCol w:w="3000"/>
       </w:tblGrid>
       <w:tr>
-        <w:tc>
-          <w:tcPr>
+        <w:trPr>
+          <w:cantSplit/>
+          <w:tblHeader/>
+        </w:trPr>
+        <w:tc>
+          <w:tcPr>
+            <w:tcW w:type="dxa" w:w="2800"/>
+            <w:shd w:fill="EEF4F8" w:color="auto" w:val="clear"/>
+            <w:tcMar>
+              <w:top w:type="dxa" w:w="60"/>
+              <w:left w:type="dxa" w:w="100"/>
+              <w:bottom w:type="dxa" w:w="60"/>
+              <w:right w:type="dxa" w:w="100"/>
+            </w:tcMar>
+          </w:tcPr>
+          <w:p>
+            <w:pPr>
+              <w:spacing w:after="0"/>
+            </w:pPr>
+            <w:r>
+              <w:rPr>
+                <w:b/>
+                <w:bCs/>
+                <w:color w:val="12355B"/>
+                <w:sz w:val="16"/>
+                <w:szCs w:val="16"/>
+              </w:rPr>
+              <w:t xml:space="preserve">CORE PROBLEM / GIVEN REPRESENTATION</w:t>
+            </w:r>
+          </w:p>
+        </w:tc>
+        <w:tc>
+          <w:tcPr>
+            <w:tcW w:type="dxa" w:w="3560"/>
+            <w:shd w:fill="EEF4F8" w:color="auto" w:val="clear"/>
+            <w:tcMar>
+              <w:top w:type="dxa" w:w="60"/>
+              <w:left w:type="dxa" w:w="100"/>
+              <w:bottom w:type="dxa" w:w="60"/>
+              <w:right w:type="dxa" w:w="100"/>
+            </w:tcMar>
+          </w:tcPr>
+          <w:p>
+            <w:pPr>
+              <w:spacing w:after="0"/>
+            </w:pPr>
+            <w:r>
+              <w:rPr>
+                <w:b/>
+                <w:bCs/>
+                <w:color w:val="12355B"/>
+                <w:sz w:val="16"/>
+                <w:szCs w:val="16"/>
+              </w:rPr>
+              <w:t xml:space="preserve">WORKING SPACE / CALCULATION STEPS</w:t>
+            </w:r>
+          </w:p>
+        </w:tc>
+        <w:tc>
+          <w:tcPr>
+            <w:tcW w:type="dxa" w:w="3000"/>
             <w:shd w:fill="FBF3E2" w:color="auto" w:val="clear"/>
             <w:tcMar>
               <w:top w:type="dxa" w:w="60"/>
-              <w:left w:type="dxa" w:w="120"/>
+              <w:left w:type="dxa" w:w="100"/>
               <w:bottom w:type="dxa" w:w="60"/>
-              <w:right w:type="dxa" w:w="120"/>
-            </w:tcMar>
-          </w:tcPr>
-          <w:p>
-            <w:pPr>
-              <w:spacing w:after="0" w:line="320"/>
+              <w:right w:type="dxa" w:w="100"/>
+            </w:tcMar>
+          </w:tcPr>
+          <w:p>
+            <w:pPr>
+              <w:spacing w:after="0"/>
+            </w:pPr>
+            <w:r>
+              <w:rPr>
+                <w:b/>
+                <w:bCs/>
+                <w:color w:val="B97A12"/>
+                <w:sz w:val="16"/>
+                <w:szCs w:val="16"/>
+              </w:rPr>
+              <w:t xml:space="preserve">EXPLAIN YOUR REASONING</w:t>
+            </w:r>
+          </w:p>
+        </w:tc>
+      </w:tr>
+      <w:tr>
+        <w:trPr>
+          <w:cantSplit/>
+        </w:trPr>
+        <w:tc>
+          <w:tcPr>
+            <w:tcW w:type="dxa" w:w="2800"/>
+            <w:tcMar>
+              <w:top w:type="dxa" w:w="80"/>
+              <w:left w:type="dxa" w:w="100"/>
+              <w:bottom w:type="dxa" w:w="80"/>
+              <w:right w:type="dxa" w:w="100"/>
+            </w:tcMar>
+            <w:vAlign w:val="top"/>
+          </w:tcPr>
+          <w:p>
+            <w:pPr>
+              <w:spacing w:after="60"/>
+            </w:pPr>
+            <w:r>
+              <w:rPr>
+                <w:b/>
+                <w:bCs/>
+                <w:color w:val="12355B"/>
+                <w:sz w:val="21"/>
+                <w:szCs w:val="21"/>
+              </w:rPr>
+              <w:t xml:space="preserve">3.  </w:t>
+            </w:r>
+            <w:r>
+              <w:rPr>
+                <w:b/>
+                <w:bCs/>
+                <w:sz w:val="20"/>
+                <w:szCs w:val="20"/>
+              </w:rPr>
+              <w:t xml:space="preserve">Marcus solved 2/3 ÷ 1/4 and got 8/3 = 2 2/3. He says 'That can't be right because I started with less than 1.' Is Marcus's math correct? Is his reasoning correct?</w:t>
+            </w:r>
+          </w:p>
+          <w:p>
+            <w:pPr>
+              <w:spacing w:after="30"/>
+              <w:ind w:left="180"/>
+            </w:pPr>
+            <w:r>
+              <w:rPr>
+                <w:sz w:val="19"/>
+                <w:szCs w:val="19"/>
+              </w:rPr>
+              <w:t xml:space="preserve">A)  His math and reasoning are both correct — the answer should be less than 1</w:t>
+            </w:r>
+          </w:p>
+          <w:p>
+            <w:pPr>
+              <w:spacing w:after="30"/>
+              <w:ind w:left="180"/>
+            </w:pPr>
+            <w:r>
+              <w:rPr>
+                <w:sz w:val="19"/>
+                <w:szCs w:val="19"/>
+              </w:rPr>
+              <w:t xml:space="preserve">B)  His math is wrong — the answer should be 1/6</w:t>
+            </w:r>
+          </w:p>
+          <w:p>
+            <w:pPr>
+              <w:spacing w:after="30"/>
+              <w:ind w:left="180"/>
+            </w:pPr>
+            <w:r>
+              <w:rPr>
+                <w:sz w:val="19"/>
+                <w:szCs w:val="19"/>
+              </w:rPr>
+              <w:t xml:space="preserve">C)  His math is correct (2 2/3), but his reasoning is wrong — dividing by a small fraction gives a larger result</w:t>
+            </w:r>
+          </w:p>
+          <w:p>
+            <w:pPr>
+              <w:spacing w:after="30"/>
+              <w:ind w:left="180"/>
+            </w:pPr>
+            <w:r>
+              <w:rPr>
+                <w:sz w:val="19"/>
+                <w:szCs w:val="19"/>
+              </w:rPr>
+              <w:t xml:space="preserve">D)  His math is wrong — the answer should be 8/12</w:t>
+            </w:r>
+          </w:p>
+        </w:tc>
+        <w:tc>
+          <w:tcPr>
+            <w:tcW w:type="dxa" w:w="3560"/>
+            <w:tcMar>
+              <w:top w:type="dxa" w:w="80"/>
+              <w:left w:type="dxa" w:w="100"/>
+              <w:bottom w:type="dxa" w:w="80"/>
+              <w:right w:type="dxa" w:w="100"/>
+            </w:tcMar>
+            <w:vAlign w:val="top"/>
+          </w:tcPr>
+          <w:p>
+            <w:pPr>
+              <w:pBdr>
+                <w:bottom w:val="single" w:color="AFBECC" w:sz="6"/>
+              </w:pBdr>
+              <w:spacing w:after="30" w:before="150"/>
             </w:pPr>
             <w:r>
               <w:t xml:space="preserve"/>
@@ -3912,7 +4806,147 @@
           </w:p>
           <w:p>
             <w:pPr>
-              <w:spacing w:after="0" w:line="320"/>
+              <w:pBdr>
+                <w:bottom w:val="single" w:color="AFBECC" w:sz="6"/>
+              </w:pBdr>
+              <w:spacing w:after="30" w:before="150"/>
+            </w:pPr>
+            <w:r>
+              <w:t xml:space="preserve"/>
+            </w:r>
+          </w:p>
+          <w:p>
+            <w:pPr>
+              <w:pBdr>
+                <w:bottom w:val="single" w:color="AFBECC" w:sz="6"/>
+              </w:pBdr>
+              <w:spacing w:after="30" w:before="150"/>
+            </w:pPr>
+            <w:r>
+              <w:t xml:space="preserve"/>
+            </w:r>
+          </w:p>
+          <w:p>
+            <w:pPr>
+              <w:pBdr>
+                <w:bottom w:val="single" w:color="AFBECC" w:sz="6"/>
+              </w:pBdr>
+              <w:spacing w:after="30" w:before="150"/>
+            </w:pPr>
+            <w:r>
+              <w:t xml:space="preserve"/>
+            </w:r>
+          </w:p>
+        </w:tc>
+        <w:tc>
+          <w:tcPr>
+            <w:tcW w:type="dxa" w:w="3000"/>
+            <w:shd w:fill="FBF3E2" w:color="auto" w:val="clear"/>
+            <w:tcMar>
+              <w:top w:type="dxa" w:w="80"/>
+              <w:left w:type="dxa" w:w="100"/>
+              <w:bottom w:type="dxa" w:w="80"/>
+              <w:right w:type="dxa" w:w="100"/>
+            </w:tcMar>
+            <w:vAlign w:val="top"/>
+          </w:tcPr>
+          <w:p>
+            <w:pPr>
+              <w:spacing w:after="40"/>
+            </w:pPr>
+            <w:r>
+              <w:rPr>
+                <w:b/>
+                <w:bCs/>
+                <w:color w:val="12355B"/>
+                <w:sz w:val="19"/>
+                <w:szCs w:val="19"/>
+              </w:rPr>
+              <w:t xml:space="preserve">Because... </w:t>
+            </w:r>
+            <w:r>
+              <w:rPr>
+                <w:color w:val="AFBECC"/>
+                <w:sz w:val="19"/>
+                <w:szCs w:val="19"/>
+              </w:rPr>
+              <w:t xml:space="preserve">________________</w:t>
+            </w:r>
+          </w:p>
+          <w:p>
+            <w:pPr>
+              <w:pBdr>
+                <w:bottom w:val="single" w:color="AFBECC" w:sz="6"/>
+              </w:pBdr>
+              <w:spacing w:after="30" w:before="150"/>
+            </w:pPr>
+            <w:r>
+              <w:t xml:space="preserve"/>
+            </w:r>
+          </w:p>
+          <w:p>
+            <w:pPr>
+              <w:spacing w:after="40" w:before="80"/>
+            </w:pPr>
+            <w:r>
+              <w:rPr>
+                <w:b/>
+                <w:bCs/>
+                <w:color w:val="6B4FA0"/>
+                <w:sz w:val="19"/>
+                <w:szCs w:val="19"/>
+              </w:rPr>
+              <w:t xml:space="preserve">Although... </w:t>
+            </w:r>
+            <w:r>
+              <w:rPr>
+                <w:color w:val="AFBECC"/>
+                <w:sz w:val="19"/>
+                <w:szCs w:val="19"/>
+              </w:rPr>
+              <w:t xml:space="preserve">_______________</w:t>
+            </w:r>
+          </w:p>
+          <w:p>
+            <w:pPr>
+              <w:pBdr>
+                <w:bottom w:val="single" w:color="AFBECC" w:sz="6"/>
+              </w:pBdr>
+              <w:spacing w:after="30" w:before="150"/>
+            </w:pPr>
+            <w:r>
+              <w:t xml:space="preserve"/>
+            </w:r>
+          </w:p>
+          <w:p>
+            <w:pPr>
+              <w:spacing w:after="40" w:before="80"/>
+            </w:pPr>
+            <w:r>
+              <w:rPr>
+                <w:b/>
+                <w:bCs/>
+                <w:color w:val="1FA6A2"/>
+                <w:sz w:val="19"/>
+                <w:szCs w:val="19"/>
+              </w:rPr>
+              <w:t xml:space="preserve">Therefore... </w:t>
+            </w:r>
+            <w:r>
+              <w:rPr>
+                <w:color w:val="AFBECC"/>
+                <w:sz w:val="19"/>
+                <w:szCs w:val="19"/>
+              </w:rPr>
+              <w:t xml:space="preserve">______________</w:t>
+            </w:r>
+          </w:p>
+          <w:p>
+            <w:pPr>
+              <w:pBdr>
+                <w:bottom w:val="single" w:color="AFBECC" w:sz="6"/>
+              </w:pBdr>
+              <w:spacing w:after="30" w:before="150"/>
             </w:pPr>
             <w:r>
               <w:t xml:space="preserve"/>
@@ -3921,6 +4955,768 @@
         </w:tc>
       </w:tr>
     </w:tbl>
+    <w:p>
+      <w:pPr>
+        <w:spacing w:after="80"/>
+      </w:pPr>
+      <w:r>
+        <w:t xml:space="preserve"/>
+      </w:r>
+    </w:p>
+    <w:tbl>
+      <w:tblPr>
+        <w:tblW w:type="dxa" w:w="9360"/>
+        <w:tblBorders>
+          <w:top w:val="single" w:color="C7D2DD" w:sz="6"/>
+          <w:left w:val="single" w:color="C7D2DD" w:sz="6"/>
+          <w:bottom w:val="single" w:color="C7D2DD" w:sz="6"/>
+          <w:right w:val="single" w:color="C7D2DD" w:sz="6"/>
+          <w:insideH w:val="single" w:color="C7D2DD" w:sz="6"/>
+          <w:insideV w:val="single" w:color="C7D2DD" w:sz="6"/>
+        </w:tblBorders>
+      </w:tblPr>
+      <w:tblGrid>
+        <w:gridCol w:w="2800"/>
+        <w:gridCol w:w="3560"/>
+        <w:gridCol w:w="3000"/>
+      </w:tblGrid>
+      <w:tr>
+        <w:trPr>
+          <w:cantSplit/>
+          <w:tblHeader/>
+        </w:trPr>
+        <w:tc>
+          <w:tcPr>
+            <w:tcW w:type="dxa" w:w="2800"/>
+            <w:shd w:fill="EEF4F8" w:color="auto" w:val="clear"/>
+            <w:tcMar>
+              <w:top w:type="dxa" w:w="60"/>
+              <w:left w:type="dxa" w:w="100"/>
+              <w:bottom w:type="dxa" w:w="60"/>
+              <w:right w:type="dxa" w:w="100"/>
+            </w:tcMar>
+          </w:tcPr>
+          <w:p>
+            <w:pPr>
+              <w:spacing w:after="0"/>
+            </w:pPr>
+            <w:r>
+              <w:rPr>
+                <w:b/>
+                <w:bCs/>
+                <w:color w:val="12355B"/>
+                <w:sz w:val="16"/>
+                <w:szCs w:val="16"/>
+              </w:rPr>
+              <w:t xml:space="preserve">CORE PROBLEM / GIVEN REPRESENTATION</w:t>
+            </w:r>
+          </w:p>
+        </w:tc>
+        <w:tc>
+          <w:tcPr>
+            <w:tcW w:type="dxa" w:w="3560"/>
+            <w:shd w:fill="EEF4F8" w:color="auto" w:val="clear"/>
+            <w:tcMar>
+              <w:top w:type="dxa" w:w="60"/>
+              <w:left w:type="dxa" w:w="100"/>
+              <w:bottom w:type="dxa" w:w="60"/>
+              <w:right w:type="dxa" w:w="100"/>
+            </w:tcMar>
+          </w:tcPr>
+          <w:p>
+            <w:pPr>
+              <w:spacing w:after="0"/>
+            </w:pPr>
+            <w:r>
+              <w:rPr>
+                <w:b/>
+                <w:bCs/>
+                <w:color w:val="12355B"/>
+                <w:sz w:val="16"/>
+                <w:szCs w:val="16"/>
+              </w:rPr>
+              <w:t xml:space="preserve">WORKING SPACE / CALCULATION STEPS</w:t>
+            </w:r>
+          </w:p>
+        </w:tc>
+        <w:tc>
+          <w:tcPr>
+            <w:tcW w:type="dxa" w:w="3000"/>
+            <w:shd w:fill="FBF3E2" w:color="auto" w:val="clear"/>
+            <w:tcMar>
+              <w:top w:type="dxa" w:w="60"/>
+              <w:left w:type="dxa" w:w="100"/>
+              <w:bottom w:type="dxa" w:w="60"/>
+              <w:right w:type="dxa" w:w="100"/>
+            </w:tcMar>
+          </w:tcPr>
+          <w:p>
+            <w:pPr>
+              <w:spacing w:after="0"/>
+            </w:pPr>
+            <w:r>
+              <w:rPr>
+                <w:b/>
+                <w:bCs/>
+                <w:color w:val="B97A12"/>
+                <w:sz w:val="16"/>
+                <w:szCs w:val="16"/>
+              </w:rPr>
+              <w:t xml:space="preserve">EXPLAIN YOUR REASONING</w:t>
+            </w:r>
+          </w:p>
+        </w:tc>
+      </w:tr>
+      <w:tr>
+        <w:trPr>
+          <w:cantSplit/>
+        </w:trPr>
+        <w:tc>
+          <w:tcPr>
+            <w:tcW w:type="dxa" w:w="2800"/>
+            <w:tcMar>
+              <w:top w:type="dxa" w:w="80"/>
+              <w:left w:type="dxa" w:w="100"/>
+              <w:bottom w:type="dxa" w:w="80"/>
+              <w:right w:type="dxa" w:w="100"/>
+            </w:tcMar>
+            <w:vAlign w:val="top"/>
+          </w:tcPr>
+          <w:p>
+            <w:pPr>
+              <w:spacing w:after="60"/>
+            </w:pPr>
+            <w:r>
+              <w:rPr>
+                <w:b/>
+                <w:bCs/>
+                <w:color w:val="12355B"/>
+                <w:sz w:val="21"/>
+                <w:szCs w:val="21"/>
+              </w:rPr>
+              <w:t xml:space="preserve">4.  </w:t>
+            </w:r>
+            <w:r>
+              <w:rPr>
+                <w:b/>
+                <w:bCs/>
+                <w:sz w:val="20"/>
+                <w:szCs w:val="20"/>
+              </w:rPr>
+              <w:t xml:space="preserve">Agent Torres poured 3/4 gallon of fingerprint dust into a jar, and that filled 1/2 of the jar. How much dust fills the WHOLE jar? (3/4 ÷ 1/2 asks how much is in one whole jar.)</w:t>
+            </w:r>
+          </w:p>
+          <w:p>
+            <w:pPr>
+              <w:spacing w:after="30"/>
+              <w:ind w:left="180"/>
+            </w:pPr>
+            <w:r>
+              <w:rPr>
+                <w:sz w:val="19"/>
+                <w:szCs w:val="19"/>
+              </w:rPr>
+              <w:t xml:space="preserve">A)  3/8 gallon</w:t>
+            </w:r>
+          </w:p>
+          <w:p>
+            <w:pPr>
+              <w:spacing w:after="30"/>
+              <w:ind w:left="180"/>
+            </w:pPr>
+            <w:r>
+              <w:rPr>
+                <w:sz w:val="19"/>
+                <w:szCs w:val="19"/>
+              </w:rPr>
+              <w:t xml:space="preserve">B)  2/3 gallon</w:t>
+            </w:r>
+          </w:p>
+          <w:p>
+            <w:pPr>
+              <w:spacing w:after="30"/>
+              <w:ind w:left="180"/>
+            </w:pPr>
+            <w:r>
+              <w:rPr>
+                <w:sz w:val="19"/>
+                <w:szCs w:val="19"/>
+              </w:rPr>
+              <w:t xml:space="preserve">C)  1 1/2 gallons</w:t>
+            </w:r>
+          </w:p>
+          <w:p>
+            <w:pPr>
+              <w:spacing w:after="30"/>
+              <w:ind w:left="180"/>
+            </w:pPr>
+            <w:r>
+              <w:rPr>
+                <w:sz w:val="19"/>
+                <w:szCs w:val="19"/>
+              </w:rPr>
+              <w:t xml:space="preserve">D)  1 1/4 gallons</w:t>
+            </w:r>
+          </w:p>
+        </w:tc>
+        <w:tc>
+          <w:tcPr>
+            <w:tcW w:type="dxa" w:w="3560"/>
+            <w:tcMar>
+              <w:top w:type="dxa" w:w="80"/>
+              <w:left w:type="dxa" w:w="100"/>
+              <w:bottom w:type="dxa" w:w="80"/>
+              <w:right w:type="dxa" w:w="100"/>
+            </w:tcMar>
+            <w:vAlign w:val="top"/>
+          </w:tcPr>
+          <w:p>
+            <w:pPr>
+              <w:pBdr>
+                <w:bottom w:val="single" w:color="AFBECC" w:sz="6"/>
+              </w:pBdr>
+              <w:spacing w:after="30" w:before="150"/>
+            </w:pPr>
+            <w:r>
+              <w:t xml:space="preserve"/>
+            </w:r>
+          </w:p>
+          <w:p>
+            <w:pPr>
+              <w:pBdr>
+                <w:bottom w:val="single" w:color="AFBECC" w:sz="6"/>
+              </w:pBdr>
+              <w:spacing w:after="30" w:before="150"/>
+            </w:pPr>
+            <w:r>
+              <w:t xml:space="preserve"/>
+            </w:r>
+          </w:p>
+          <w:p>
+            <w:pPr>
+              <w:pBdr>
+                <w:bottom w:val="single" w:color="AFBECC" w:sz="6"/>
+              </w:pBdr>
+              <w:spacing w:after="30" w:before="150"/>
+            </w:pPr>
+            <w:r>
+              <w:t xml:space="preserve"/>
+            </w:r>
+          </w:p>
+          <w:p>
+            <w:pPr>
+              <w:pBdr>
+                <w:bottom w:val="single" w:color="AFBECC" w:sz="6"/>
+              </w:pBdr>
+              <w:spacing w:after="30" w:before="150"/>
+            </w:pPr>
+            <w:r>
+              <w:t xml:space="preserve"/>
+            </w:r>
+          </w:p>
+        </w:tc>
+        <w:tc>
+          <w:tcPr>
+            <w:tcW w:type="dxa" w:w="3000"/>
+            <w:shd w:fill="FBF3E2" w:color="auto" w:val="clear"/>
+            <w:tcMar>
+              <w:top w:type="dxa" w:w="80"/>
+              <w:left w:type="dxa" w:w="100"/>
+              <w:bottom w:type="dxa" w:w="80"/>
+              <w:right w:type="dxa" w:w="100"/>
+            </w:tcMar>
+            <w:vAlign w:val="top"/>
+          </w:tcPr>
+          <w:p>
+            <w:pPr>
+              <w:spacing w:after="40"/>
+            </w:pPr>
+            <w:r>
+              <w:rPr>
+                <w:b/>
+                <w:bCs/>
+                <w:color w:val="12355B"/>
+                <w:sz w:val="19"/>
+                <w:szCs w:val="19"/>
+              </w:rPr>
+              <w:t xml:space="preserve">Because... </w:t>
+            </w:r>
+            <w:r>
+              <w:rPr>
+                <w:color w:val="AFBECC"/>
+                <w:sz w:val="19"/>
+                <w:szCs w:val="19"/>
+              </w:rPr>
+              <w:t xml:space="preserve">________________</w:t>
+            </w:r>
+          </w:p>
+          <w:p>
+            <w:pPr>
+              <w:pBdr>
+                <w:bottom w:val="single" w:color="AFBECC" w:sz="6"/>
+              </w:pBdr>
+              <w:spacing w:after="30" w:before="150"/>
+            </w:pPr>
+            <w:r>
+              <w:t xml:space="preserve"/>
+            </w:r>
+          </w:p>
+          <w:p>
+            <w:pPr>
+              <w:spacing w:after="40" w:before="80"/>
+            </w:pPr>
+            <w:r>
+              <w:rPr>
+                <w:b/>
+                <w:bCs/>
+                <w:color w:val="6B4FA0"/>
+                <w:sz w:val="19"/>
+                <w:szCs w:val="19"/>
+              </w:rPr>
+              <w:t xml:space="preserve">Although... </w:t>
+            </w:r>
+            <w:r>
+              <w:rPr>
+                <w:color w:val="AFBECC"/>
+                <w:sz w:val="19"/>
+                <w:szCs w:val="19"/>
+              </w:rPr>
+              <w:t xml:space="preserve">_______________</w:t>
+            </w:r>
+          </w:p>
+          <w:p>
+            <w:pPr>
+              <w:pBdr>
+                <w:bottom w:val="single" w:color="AFBECC" w:sz="6"/>
+              </w:pBdr>
+              <w:spacing w:after="30" w:before="150"/>
+            </w:pPr>
+            <w:r>
+              <w:t xml:space="preserve"/>
+            </w:r>
+          </w:p>
+          <w:p>
+            <w:pPr>
+              <w:spacing w:after="40" w:before="80"/>
+            </w:pPr>
+            <w:r>
+              <w:rPr>
+                <w:b/>
+                <w:bCs/>
+                <w:color w:val="1FA6A2"/>
+                <w:sz w:val="19"/>
+                <w:szCs w:val="19"/>
+              </w:rPr>
+              <w:t xml:space="preserve">Therefore... </w:t>
+            </w:r>
+            <w:r>
+              <w:rPr>
+                <w:color w:val="AFBECC"/>
+                <w:sz w:val="19"/>
+                <w:szCs w:val="19"/>
+              </w:rPr>
+              <w:t xml:space="preserve">______________</w:t>
+            </w:r>
+          </w:p>
+          <w:p>
+            <w:pPr>
+              <w:pBdr>
+                <w:bottom w:val="single" w:color="AFBECC" w:sz="6"/>
+              </w:pBdr>
+              <w:spacing w:after="30" w:before="150"/>
+            </w:pPr>
+            <w:r>
+              <w:t xml:space="preserve"/>
+            </w:r>
+          </w:p>
+        </w:tc>
+      </w:tr>
+    </w:tbl>
+    <w:p>
+      <w:pPr>
+        <w:spacing w:after="80"/>
+      </w:pPr>
+      <w:r>
+        <w:t xml:space="preserve"/>
+      </w:r>
+    </w:p>
+    <w:tbl>
+      <w:tblPr>
+        <w:tblW w:type="dxa" w:w="9360"/>
+        <w:tblBorders>
+          <w:top w:val="single" w:color="C7D2DD" w:sz="6"/>
+          <w:left w:val="single" w:color="C7D2DD" w:sz="6"/>
+          <w:bottom w:val="single" w:color="C7D2DD" w:sz="6"/>
+          <w:right w:val="single" w:color="C7D2DD" w:sz="6"/>
+          <w:insideH w:val="single" w:color="C7D2DD" w:sz="6"/>
+          <w:insideV w:val="single" w:color="C7D2DD" w:sz="6"/>
+        </w:tblBorders>
+      </w:tblPr>
+      <w:tblGrid>
+        <w:gridCol w:w="2800"/>
+        <w:gridCol w:w="3560"/>
+        <w:gridCol w:w="3000"/>
+      </w:tblGrid>
+      <w:tr>
+        <w:trPr>
+          <w:cantSplit/>
+          <w:tblHeader/>
+        </w:trPr>
+        <w:tc>
+          <w:tcPr>
+            <w:tcW w:type="dxa" w:w="2800"/>
+            <w:shd w:fill="EEF4F8" w:color="auto" w:val="clear"/>
+            <w:tcMar>
+              <w:top w:type="dxa" w:w="60"/>
+              <w:left w:type="dxa" w:w="100"/>
+              <w:bottom w:type="dxa" w:w="60"/>
+              <w:right w:type="dxa" w:w="100"/>
+            </w:tcMar>
+          </w:tcPr>
+          <w:p>
+            <w:pPr>
+              <w:spacing w:after="0"/>
+            </w:pPr>
+            <w:r>
+              <w:rPr>
+                <w:b/>
+                <w:bCs/>
+                <w:color w:val="12355B"/>
+                <w:sz w:val="16"/>
+                <w:szCs w:val="16"/>
+              </w:rPr>
+              <w:t xml:space="preserve">CORE PROBLEM / GIVEN REPRESENTATION</w:t>
+            </w:r>
+          </w:p>
+        </w:tc>
+        <w:tc>
+          <w:tcPr>
+            <w:tcW w:type="dxa" w:w="3560"/>
+            <w:shd w:fill="EEF4F8" w:color="auto" w:val="clear"/>
+            <w:tcMar>
+              <w:top w:type="dxa" w:w="60"/>
+              <w:left w:type="dxa" w:w="100"/>
+              <w:bottom w:type="dxa" w:w="60"/>
+              <w:right w:type="dxa" w:w="100"/>
+            </w:tcMar>
+          </w:tcPr>
+          <w:p>
+            <w:pPr>
+              <w:spacing w:after="0"/>
+            </w:pPr>
+            <w:r>
+              <w:rPr>
+                <w:b/>
+                <w:bCs/>
+                <w:color w:val="12355B"/>
+                <w:sz w:val="16"/>
+                <w:szCs w:val="16"/>
+              </w:rPr>
+              <w:t xml:space="preserve">WORKING SPACE / CALCULATION STEPS</w:t>
+            </w:r>
+          </w:p>
+        </w:tc>
+        <w:tc>
+          <w:tcPr>
+            <w:tcW w:type="dxa" w:w="3000"/>
+            <w:shd w:fill="FBF3E2" w:color="auto" w:val="clear"/>
+            <w:tcMar>
+              <w:top w:type="dxa" w:w="60"/>
+              <w:left w:type="dxa" w:w="100"/>
+              <w:bottom w:type="dxa" w:w="60"/>
+              <w:right w:type="dxa" w:w="100"/>
+            </w:tcMar>
+          </w:tcPr>
+          <w:p>
+            <w:pPr>
+              <w:spacing w:after="0"/>
+            </w:pPr>
+            <w:r>
+              <w:rPr>
+                <w:b/>
+                <w:bCs/>
+                <w:color w:val="B97A12"/>
+                <w:sz w:val="16"/>
+                <w:szCs w:val="16"/>
+              </w:rPr>
+              <w:t xml:space="preserve">EXPLAIN YOUR REASONING</w:t>
+            </w:r>
+          </w:p>
+        </w:tc>
+      </w:tr>
+      <w:tr>
+        <w:trPr>
+          <w:cantSplit/>
+        </w:trPr>
+        <w:tc>
+          <w:tcPr>
+            <w:tcW w:type="dxa" w:w="2800"/>
+            <w:tcMar>
+              <w:top w:type="dxa" w:w="80"/>
+              <w:left w:type="dxa" w:w="100"/>
+              <w:bottom w:type="dxa" w:w="80"/>
+              <w:right w:type="dxa" w:w="100"/>
+            </w:tcMar>
+            <w:vAlign w:val="top"/>
+          </w:tcPr>
+          <w:p>
+            <w:pPr>
+              <w:spacing w:after="60"/>
+            </w:pPr>
+            <w:r>
+              <w:rPr>
+                <w:b/>
+                <w:bCs/>
+                <w:color w:val="12355B"/>
+                <w:sz w:val="21"/>
+                <w:szCs w:val="21"/>
+              </w:rPr>
+              <w:t xml:space="preserve">5.  </w:t>
+            </w:r>
+            <w:r>
+              <w:rPr>
+                <w:b/>
+                <w:bCs/>
+                <w:sz w:val="20"/>
+                <w:szCs w:val="20"/>
+              </w:rPr>
+              <w:t xml:space="preserve">Three agents share 3/4 pound of casting clay equally. How much clay does each agent get? (3/4 ÷ 3 asks how much is in one share.)</w:t>
+            </w:r>
+          </w:p>
+          <w:p>
+            <w:pPr>
+              <w:spacing w:after="30"/>
+              <w:ind w:left="180"/>
+            </w:pPr>
+            <w:r>
+              <w:rPr>
+                <w:sz w:val="19"/>
+                <w:szCs w:val="19"/>
+              </w:rPr>
+              <w:t xml:space="preserve">A)  2 1/4 pounds</w:t>
+            </w:r>
+          </w:p>
+          <w:p>
+            <w:pPr>
+              <w:spacing w:after="30"/>
+              <w:ind w:left="180"/>
+            </w:pPr>
+            <w:r>
+              <w:rPr>
+                <w:sz w:val="19"/>
+                <w:szCs w:val="19"/>
+              </w:rPr>
+              <w:t xml:space="preserve">B)  4 pounds</w:t>
+            </w:r>
+          </w:p>
+          <w:p>
+            <w:pPr>
+              <w:spacing w:after="30"/>
+              <w:ind w:left="180"/>
+            </w:pPr>
+            <w:r>
+              <w:rPr>
+                <w:sz w:val="19"/>
+                <w:szCs w:val="19"/>
+              </w:rPr>
+              <w:t xml:space="preserve">C)  3 3/4 pounds</w:t>
+            </w:r>
+          </w:p>
+          <w:p>
+            <w:pPr>
+              <w:spacing w:after="30"/>
+              <w:ind w:left="180"/>
+            </w:pPr>
+            <w:r>
+              <w:rPr>
+                <w:sz w:val="19"/>
+                <w:szCs w:val="19"/>
+              </w:rPr>
+              <w:t xml:space="preserve">D)  1/4 pound</w:t>
+            </w:r>
+          </w:p>
+        </w:tc>
+        <w:tc>
+          <w:tcPr>
+            <w:tcW w:type="dxa" w:w="3560"/>
+            <w:tcMar>
+              <w:top w:type="dxa" w:w="80"/>
+              <w:left w:type="dxa" w:w="100"/>
+              <w:bottom w:type="dxa" w:w="80"/>
+              <w:right w:type="dxa" w:w="100"/>
+            </w:tcMar>
+            <w:vAlign w:val="top"/>
+          </w:tcPr>
+          <w:p>
+            <w:pPr>
+              <w:pBdr>
+                <w:bottom w:val="single" w:color="AFBECC" w:sz="6"/>
+              </w:pBdr>
+              <w:spacing w:after="30" w:before="150"/>
+            </w:pPr>
+            <w:r>
+              <w:t xml:space="preserve"/>
+            </w:r>
+          </w:p>
+          <w:p>
+            <w:pPr>
+              <w:pBdr>
+                <w:bottom w:val="single" w:color="AFBECC" w:sz="6"/>
+              </w:pBdr>
+              <w:spacing w:after="30" w:before="150"/>
+            </w:pPr>
+            <w:r>
+              <w:t xml:space="preserve"/>
+            </w:r>
+          </w:p>
+          <w:p>
+            <w:pPr>
+              <w:pBdr>
+                <w:bottom w:val="single" w:color="AFBECC" w:sz="6"/>
+              </w:pBdr>
+              <w:spacing w:after="30" w:before="150"/>
+            </w:pPr>
+            <w:r>
+              <w:t xml:space="preserve"/>
+            </w:r>
+          </w:p>
+          <w:p>
+            <w:pPr>
+              <w:pBdr>
+                <w:bottom w:val="single" w:color="AFBECC" w:sz="6"/>
+              </w:pBdr>
+              <w:spacing w:after="30" w:before="150"/>
+            </w:pPr>
+            <w:r>
+              <w:t xml:space="preserve"/>
+            </w:r>
+          </w:p>
+        </w:tc>
+        <w:tc>
+          <w:tcPr>
+            <w:tcW w:type="dxa" w:w="3000"/>
+            <w:shd w:fill="FBF3E2" w:color="auto" w:val="clear"/>
+            <w:tcMar>
+              <w:top w:type="dxa" w:w="80"/>
+              <w:left w:type="dxa" w:w="100"/>
+              <w:bottom w:type="dxa" w:w="80"/>
+              <w:right w:type="dxa" w:w="100"/>
+            </w:tcMar>
+            <w:vAlign w:val="top"/>
+          </w:tcPr>
+          <w:p>
+            <w:pPr>
+              <w:spacing w:after="40"/>
+            </w:pPr>
+            <w:r>
+              <w:rPr>
+                <w:b/>
+                <w:bCs/>
+                <w:color w:val="12355B"/>
+                <w:sz w:val="19"/>
+                <w:szCs w:val="19"/>
+              </w:rPr>
+              <w:t xml:space="preserve">Because... </w:t>
+            </w:r>
+            <w:r>
+              <w:rPr>
+                <w:color w:val="AFBECC"/>
+                <w:sz w:val="19"/>
+                <w:szCs w:val="19"/>
+              </w:rPr>
+              <w:t xml:space="preserve">________________</w:t>
+            </w:r>
+          </w:p>
+          <w:p>
+            <w:pPr>
+              <w:pBdr>
+                <w:bottom w:val="single" w:color="AFBECC" w:sz="6"/>
+              </w:pBdr>
+              <w:spacing w:after="30" w:before="150"/>
+            </w:pPr>
+            <w:r>
+              <w:t xml:space="preserve"/>
+            </w:r>
+          </w:p>
+          <w:p>
+            <w:pPr>
+              <w:spacing w:after="40" w:before="80"/>
+            </w:pPr>
+            <w:r>
+              <w:rPr>
+                <w:b/>
+                <w:bCs/>
+                <w:color w:val="6B4FA0"/>
+                <w:sz w:val="19"/>
+                <w:szCs w:val="19"/>
+              </w:rPr>
+              <w:t xml:space="preserve">Although... </w:t>
+            </w:r>
+            <w:r>
+              <w:rPr>
+                <w:color w:val="AFBECC"/>
+                <w:sz w:val="19"/>
+                <w:szCs w:val="19"/>
+              </w:rPr>
+              <w:t xml:space="preserve">_______________</w:t>
+            </w:r>
+          </w:p>
+          <w:p>
+            <w:pPr>
+              <w:pBdr>
+                <w:bottom w:val="single" w:color="AFBECC" w:sz="6"/>
+              </w:pBdr>
+              <w:spacing w:after="30" w:before="150"/>
+            </w:pPr>
+            <w:r>
+              <w:t xml:space="preserve"/>
+            </w:r>
+          </w:p>
+          <w:p>
+            <w:pPr>
+              <w:spacing w:after="40" w:before="80"/>
+            </w:pPr>
+            <w:r>
+              <w:rPr>
+                <w:b/>
+                <w:bCs/>
+                <w:color w:val="1FA6A2"/>
+                <w:sz w:val="19"/>
+                <w:szCs w:val="19"/>
+              </w:rPr>
+              <w:t xml:space="preserve">Therefore... </w:t>
+            </w:r>
+            <w:r>
+              <w:rPr>
+                <w:color w:val="AFBECC"/>
+                <w:sz w:val="19"/>
+                <w:szCs w:val="19"/>
+              </w:rPr>
+              <w:t xml:space="preserve">______________</w:t>
+            </w:r>
+          </w:p>
+          <w:p>
+            <w:pPr>
+              <w:pBdr>
+                <w:bottom w:val="single" w:color="AFBECC" w:sz="6"/>
+              </w:pBdr>
+              <w:spacing w:after="30" w:before="150"/>
+            </w:pPr>
+            <w:r>
+              <w:t xml:space="preserve"/>
+            </w:r>
+          </w:p>
+        </w:tc>
+      </w:tr>
+    </w:tbl>
+    <w:p>
+      <w:pPr>
+        <w:spacing w:after="80"/>
+      </w:pPr>
+      <w:r>
+        <w:t xml:space="preserve"/>
+      </w:r>
+    </w:p>
     <w:p>
       <w:pPr>
         <w:pStyle w:val="Heading1"/>
@@ -4039,6 +5835,149 @@
         <w:t xml:space="preserve"/>
       </w:r>
     </w:p>
+    <w:p>
+      <w:pPr>
+        <w:spacing w:after="60"/>
+      </w:pPr>
+      <w:r>
+        <w:t xml:space="preserve"/>
+      </w:r>
+    </w:p>
+    <w:tbl>
+      <w:tblPr>
+        <w:tblW w:type="dxa" w:w="9360"/>
+        <w:tblBorders>
+          <w:top w:val="single" w:color="C7D2DD" w:sz="6"/>
+          <w:left w:val="single" w:color="C7D2DD" w:sz="6"/>
+          <w:bottom w:val="single" w:color="C7D2DD" w:sz="6"/>
+          <w:right w:val="single" w:color="C7D2DD" w:sz="6"/>
+          <w:insideH w:val="single" w:color="C7D2DD" w:sz="6"/>
+          <w:insideV w:val="single" w:color="C7D2DD" w:sz="6"/>
+        </w:tblBorders>
+      </w:tblPr>
+      <w:tblGrid>
+        <w:gridCol w:w="3120"/>
+        <w:gridCol w:w="3120"/>
+        <w:gridCol w:w="3120"/>
+      </w:tblGrid>
+      <w:tr>
+        <w:trPr>
+          <w:cantSplit/>
+          <w:tblHeader/>
+        </w:trPr>
+        <w:tc>
+          <w:tcPr>
+            <w:tcW w:type="dxa" w:w="9360"/>
+            <w:gridSpan w:val="3"/>
+            <w:shd w:fill="EEF4F8" w:color="auto" w:val="clear"/>
+            <w:tcMar>
+              <w:top w:type="dxa" w:w="60"/>
+              <w:left w:type="dxa" w:w="100"/>
+              <w:bottom w:type="dxa" w:w="60"/>
+              <w:right w:type="dxa" w:w="100"/>
+            </w:tcMar>
+          </w:tcPr>
+          <w:p>
+            <w:pPr>
+              <w:spacing w:after="0"/>
+            </w:pPr>
+            <w:r>
+              <w:rPr>
+                <w:b/>
+                <w:bCs/>
+                <w:color w:val="12355B"/>
+                <w:sz w:val="18"/>
+                <w:szCs w:val="18"/>
+              </w:rPr>
+              <w:t xml:space="preserve">EXIT CHECK · 3-POINT SELF-ASSESSMENT CHECKLIST</w:t>
+            </w:r>
+          </w:p>
+        </w:tc>
+      </w:tr>
+      <w:tr>
+        <w:trPr>
+          <w:cantSplit/>
+        </w:trPr>
+        <w:tc>
+          <w:tcPr>
+            <w:tcW w:type="dxa" w:w="3120"/>
+            <w:tcMar>
+              <w:top w:type="dxa" w:w="80"/>
+              <w:left w:type="dxa" w:w="100"/>
+              <w:bottom w:type="dxa" w:w="80"/>
+              <w:right w:type="dxa" w:w="100"/>
+            </w:tcMar>
+          </w:tcPr>
+          <w:p>
+            <w:pPr>
+              <w:spacing w:after="0"/>
+            </w:pPr>
+            <w:r>
+              <w:rPr>
+                <w:b/>
+                <w:bCs/>
+                <w:color w:val="1A2733"/>
+                <w:sz w:val="18"/>
+                <w:szCs w:val="18"/>
+              </w:rPr>
+              <w:t xml:space="preserve">☐ 1. Units &amp; Labels Verified</w:t>
+            </w:r>
+          </w:p>
+        </w:tc>
+        <w:tc>
+          <w:tcPr>
+            <w:tcW w:type="dxa" w:w="3120"/>
+            <w:tcMar>
+              <w:top w:type="dxa" w:w="80"/>
+              <w:left w:type="dxa" w:w="100"/>
+              <w:bottom w:type="dxa" w:w="80"/>
+              <w:right w:type="dxa" w:w="100"/>
+            </w:tcMar>
+          </w:tcPr>
+          <w:p>
+            <w:pPr>
+              <w:spacing w:after="0"/>
+            </w:pPr>
+            <w:r>
+              <w:rPr>
+                <w:b/>
+                <w:bCs/>
+                <w:color w:val="1A2733"/>
+                <w:sz w:val="18"/>
+                <w:szCs w:val="18"/>
+              </w:rPr>
+              <w:t xml:space="preserve">☐ 2. Reasoning Stated (Because / Although / Therefore)</w:t>
+            </w:r>
+          </w:p>
+        </w:tc>
+        <w:tc>
+          <w:tcPr>
+            <w:tcW w:type="dxa" w:w="3120"/>
+            <w:tcMar>
+              <w:top w:type="dxa" w:w="80"/>
+              <w:left w:type="dxa" w:w="100"/>
+              <w:bottom w:type="dxa" w:w="80"/>
+              <w:right w:type="dxa" w:w="100"/>
+            </w:tcMar>
+          </w:tcPr>
+          <w:p>
+            <w:pPr>
+              <w:spacing w:after="0"/>
+            </w:pPr>
+            <w:r>
+              <w:rPr>
+                <w:b/>
+                <w:bCs/>
+                <w:color w:val="1A2733"/>
+                <w:sz w:val="18"/>
+                <w:szCs w:val="18"/>
+              </w:rPr>
+              <w:t xml:space="preserve">☐ 3. Calculations Double-Checked</w:t>
+            </w:r>
+          </w:p>
+        </w:tc>
+      </w:tr>
+    </w:tbl>
     <w:sectPr>
       <w:headerReference w:type="default" r:id="rId7"/>
       <w:footerReference w:type="default" r:id="rId8"/>
